--- a/kipcalendar_temple/backend/tgbot.docx
+++ b/kipcalendar_temple/backend/tgbot.docx
@@ -14,17 +14,8 @@
           <w:b/>
           <w:bCs/>
         </w:rPr>
-        <w:t xml:space="preserve">Функциональный документ: Telegram бот для </w:t>
-      </w:r>
-      <w:proofErr w:type="spellStart"/>
-      <w:r>
-        <w:rPr>
-          <w:b/>
-          <w:bCs/>
-        </w:rPr>
-        <w:t>KipCalendar</w:t>
-      </w:r>
-      <w:proofErr w:type="spellEnd"/>
+        <w:t>Функциональный документ: Telegram бот для KipCalendar</w:t>
+      </w:r>
     </w:p>
     <w:p>
       <w:pPr>
@@ -43,15 +34,7 @@
     </w:p>
     <w:p>
       <w:r>
-        <w:t xml:space="preserve">Telegram бот является дополнительным интерфейсом для взаимодействия с системой </w:t>
-      </w:r>
-      <w:proofErr w:type="spellStart"/>
-      <w:r>
-        <w:t>KipCalendar</w:t>
-      </w:r>
-      <w:proofErr w:type="spellEnd"/>
-      <w:r>
-        <w:t>, предоставляя пользователям возможность получать уведомления, просматривать информацию и выполнять базовые операции через мессенджер.</w:t>
+        <w:t>Telegram бот является дополнительным интерфейсом для взаимодействия с системой KipCalendar, предоставляя пользователям возможность получать уведомления, просматривать информацию и выполнять базовые операции через мессенджер.</w:t>
       </w:r>
     </w:p>
     <w:p>
@@ -100,15 +83,7 @@
         <w:t>Описание</w:t>
       </w:r>
       <w:r>
-        <w:t xml:space="preserve">: Пользователь может связать свой аккаунт </w:t>
-      </w:r>
-      <w:proofErr w:type="spellStart"/>
-      <w:r>
-        <w:t>KipCalendar</w:t>
-      </w:r>
-      <w:proofErr w:type="spellEnd"/>
-      <w:r>
-        <w:t xml:space="preserve"> с Telegram аккаунтом.</w:t>
+        <w:t>: Пользователь может связать свой аккаунт KipCalendar с Telegram аккаунтом.</w:t>
       </w:r>
     </w:p>
     <w:p>
@@ -131,13 +106,8 @@
         </w:numPr>
       </w:pPr>
       <w:r>
-        <w:t xml:space="preserve">Пользователь инициирует связывание через веб-интерфейс </w:t>
-      </w:r>
-      <w:proofErr w:type="spellStart"/>
-      <w:r>
-        <w:t>KipCalendar</w:t>
-      </w:r>
-      <w:proofErr w:type="spellEnd"/>
+        <w:t>Пользователь инициирует связывание через веб-интерфейс KipCalendar</w:t>
+      </w:r>
     </w:p>
     <w:p>
       <w:pPr>
@@ -191,13 +161,8 @@
           <w:numId w:val="2"/>
         </w:numPr>
       </w:pPr>
-      <w:proofErr w:type="spellStart"/>
-      <w:r>
-        <w:t>telegram_link_code</w:t>
-      </w:r>
-      <w:proofErr w:type="spellEnd"/>
-      <w:r>
-        <w:t xml:space="preserve"> - уникальный код связывания</w:t>
+      <w:r>
+        <w:t>telegram_link_code - уникальный код связывания</w:t>
       </w:r>
     </w:p>
     <w:p>
@@ -207,13 +172,8 @@
           <w:numId w:val="2"/>
         </w:numPr>
       </w:pPr>
-      <w:proofErr w:type="spellStart"/>
-      <w:r>
-        <w:t>telegram_link_expires</w:t>
-      </w:r>
-      <w:proofErr w:type="spellEnd"/>
-      <w:r>
-        <w:t xml:space="preserve"> - временная метка истечения кода</w:t>
+      <w:r>
+        <w:t>telegram_link_expires - временная метка истечения кода</w:t>
       </w:r>
     </w:p>
     <w:p>
@@ -285,15 +245,7 @@
         </w:numPr>
       </w:pPr>
       <w:r>
-        <w:t xml:space="preserve">При успешной проверке сохраняется </w:t>
-      </w:r>
-      <w:proofErr w:type="spellStart"/>
-      <w:r>
-        <w:t>telegram_id</w:t>
-      </w:r>
-      <w:proofErr w:type="spellEnd"/>
-      <w:r>
-        <w:t xml:space="preserve"> пользователя</w:t>
+        <w:t>При успешной проверке сохраняется telegram_id пользователя</w:t>
       </w:r>
     </w:p>
     <w:p>
@@ -326,13 +278,8 @@
           <w:numId w:val="4"/>
         </w:numPr>
       </w:pPr>
-      <w:proofErr w:type="spellStart"/>
-      <w:r>
-        <w:t>telegram_id</w:t>
-      </w:r>
-      <w:proofErr w:type="spellEnd"/>
-      <w:r>
-        <w:t xml:space="preserve"> - уникальный идентификатор Telegram пользователя</w:t>
+      <w:r>
+        <w:t>telegram_id - уникальный идентификатор Telegram пользователя</w:t>
       </w:r>
     </w:p>
     <w:p>
@@ -343,15 +290,7 @@
         </w:numPr>
       </w:pPr>
       <w:r>
-        <w:t xml:space="preserve">Очистка </w:t>
-      </w:r>
-      <w:proofErr w:type="spellStart"/>
-      <w:r>
-        <w:t>telegram_link_code</w:t>
-      </w:r>
-      <w:proofErr w:type="spellEnd"/>
-      <w:r>
-        <w:t xml:space="preserve"> после успешного связывания</w:t>
+        <w:t>Очистка telegram_link_code после успешного связывания</w:t>
       </w:r>
     </w:p>
     <w:p>
@@ -367,23 +306,7 @@
           <w:bCs/>
         </w:rPr>
         <w:lastRenderedPageBreak/>
-        <w:t xml:space="preserve">2.3. </w:t>
-      </w:r>
-      <w:proofErr w:type="spellStart"/>
-      <w:r>
-        <w:rPr>
-          <w:b/>
-          <w:bCs/>
-        </w:rPr>
-        <w:t>Отвязывание</w:t>
-      </w:r>
-      <w:proofErr w:type="spellEnd"/>
-      <w:r>
-        <w:rPr>
-          <w:b/>
-          <w:bCs/>
-        </w:rPr>
-        <w:t xml:space="preserve"> аккаунта</w:t>
+        <w:t>2.3. Отвязывание аккаунта</w:t>
       </w:r>
     </w:p>
     <w:p>
@@ -429,15 +352,7 @@
         </w:numPr>
       </w:pPr>
       <w:r>
-        <w:t xml:space="preserve">Удаление </w:t>
-      </w:r>
-      <w:proofErr w:type="spellStart"/>
-      <w:r>
-        <w:t>telegram_id</w:t>
-      </w:r>
-      <w:proofErr w:type="spellEnd"/>
-      <w:r>
-        <w:t xml:space="preserve"> из профиля пользователя</w:t>
+        <w:t>Удаление telegram_id из профиля пользователя</w:t>
       </w:r>
     </w:p>
     <w:p>
@@ -496,13 +411,8 @@
         </w:rPr>
         <w:t>Описание</w:t>
       </w:r>
-      <w:proofErr w:type="gramStart"/>
-      <w:r>
-        <w:t>: Для</w:t>
-      </w:r>
-      <w:proofErr w:type="gramEnd"/>
-      <w:r>
-        <w:t xml:space="preserve"> безопасного взаимодействия бота с API используются токены.</w:t>
+      <w:r>
+        <w:t>: Для безопасного взаимодействия бота с API используются токены.</w:t>
       </w:r>
     </w:p>
     <w:p>
@@ -524,13 +434,8 @@
           <w:numId w:val="6"/>
         </w:numPr>
       </w:pPr>
-      <w:proofErr w:type="spellStart"/>
-      <w:r>
-        <w:t>id</w:t>
-      </w:r>
-      <w:proofErr w:type="spellEnd"/>
-      <w:r>
-        <w:t xml:space="preserve"> - уникальный идентификатор токена</w:t>
+      <w:r>
+        <w:t>id - уникальный идентификатор токена</w:t>
       </w:r>
     </w:p>
     <w:p>
@@ -540,13 +445,8 @@
           <w:numId w:val="6"/>
         </w:numPr>
       </w:pPr>
-      <w:proofErr w:type="spellStart"/>
-      <w:r>
-        <w:t>user_id</w:t>
-      </w:r>
-      <w:proofErr w:type="spellEnd"/>
-      <w:r>
-        <w:t xml:space="preserve"> - идентификатор пользователя</w:t>
+      <w:r>
+        <w:t>user_id - идентификатор пользователя</w:t>
       </w:r>
     </w:p>
     <w:p>
@@ -556,13 +456,8 @@
           <w:numId w:val="6"/>
         </w:numPr>
       </w:pPr>
-      <w:proofErr w:type="spellStart"/>
-      <w:r>
-        <w:t>token</w:t>
-      </w:r>
-      <w:proofErr w:type="spellEnd"/>
-      <w:r>
-        <w:t xml:space="preserve"> - уникальная строка токена</w:t>
+      <w:r>
+        <w:t>token - уникальная строка токена</w:t>
       </w:r>
     </w:p>
     <w:p>
@@ -572,13 +467,8 @@
           <w:numId w:val="6"/>
         </w:numPr>
       </w:pPr>
-      <w:proofErr w:type="spellStart"/>
-      <w:r>
-        <w:t>created_at</w:t>
-      </w:r>
-      <w:proofErr w:type="spellEnd"/>
-      <w:r>
-        <w:t xml:space="preserve"> - время создания</w:t>
+      <w:r>
+        <w:t>created_at - время создания</w:t>
       </w:r>
     </w:p>
     <w:p>
@@ -588,13 +478,8 @@
           <w:numId w:val="6"/>
         </w:numPr>
       </w:pPr>
-      <w:proofErr w:type="spellStart"/>
-      <w:r>
-        <w:t>expires_at</w:t>
-      </w:r>
-      <w:proofErr w:type="spellEnd"/>
-      <w:r>
-        <w:t xml:space="preserve"> - время истечения</w:t>
+      <w:r>
+        <w:t>expires_at - время истечения</w:t>
       </w:r>
     </w:p>
     <w:p>
@@ -604,13 +489,8 @@
           <w:numId w:val="6"/>
         </w:numPr>
       </w:pPr>
-      <w:proofErr w:type="spellStart"/>
-      <w:r>
-        <w:t>is_active</w:t>
-      </w:r>
-      <w:proofErr w:type="spellEnd"/>
-      <w:r>
-        <w:t xml:space="preserve"> - статус активности</w:t>
+      <w:r>
+        <w:t>is_active - статус активности</w:t>
       </w:r>
     </w:p>
     <w:p>
@@ -620,13 +500,8 @@
           <w:numId w:val="6"/>
         </w:numPr>
       </w:pPr>
-      <w:proofErr w:type="spellStart"/>
-      <w:r>
-        <w:t>last_used</w:t>
-      </w:r>
-      <w:proofErr w:type="spellEnd"/>
-      <w:r>
-        <w:t xml:space="preserve"> - последнее использование</w:t>
+      <w:r>
+        <w:t>last_used - последнее использование</w:t>
       </w:r>
     </w:p>
     <w:p>
@@ -731,13 +606,8 @@
           <w:numId w:val="8"/>
         </w:numPr>
       </w:pPr>
-      <w:proofErr w:type="spellStart"/>
-      <w:r>
-        <w:t>id</w:t>
-      </w:r>
-      <w:proofErr w:type="spellEnd"/>
-      <w:r>
-        <w:t xml:space="preserve"> - идентификатор конфигурации</w:t>
+      <w:r>
+        <w:t>id - идентификатор конфигурации</w:t>
       </w:r>
     </w:p>
     <w:p>
@@ -750,19 +620,11 @@
           <w:lang w:val="en-US"/>
         </w:rPr>
       </w:pPr>
-      <w:proofErr w:type="spellStart"/>
-      <w:r>
-        <w:rPr>
-          <w:lang w:val="en-US"/>
-        </w:rPr>
-        <w:t>bot_token</w:t>
-      </w:r>
-      <w:proofErr w:type="spellEnd"/>
-      <w:r>
-        <w:rPr>
-          <w:lang w:val="en-US"/>
-        </w:rPr>
-        <w:t xml:space="preserve"> - </w:t>
+      <w:r>
+        <w:rPr>
+          <w:lang w:val="en-US"/>
+        </w:rPr>
+        <w:t xml:space="preserve">bot_token - </w:t>
       </w:r>
       <w:r>
         <w:t>токен</w:t>
@@ -790,14 +652,9 @@
           <w:numId w:val="8"/>
         </w:numPr>
       </w:pPr>
-      <w:proofErr w:type="spellStart"/>
       <w:r>
         <w:lastRenderedPageBreak/>
-        <w:t>bot_username</w:t>
-      </w:r>
-      <w:proofErr w:type="spellEnd"/>
-      <w:r>
-        <w:t xml:space="preserve"> - имя бота</w:t>
+        <w:t>bot_username - имя бота</w:t>
       </w:r>
     </w:p>
     <w:p>
@@ -807,13 +664,8 @@
           <w:numId w:val="8"/>
         </w:numPr>
       </w:pPr>
-      <w:proofErr w:type="spellStart"/>
-      <w:r>
-        <w:t>is_active</w:t>
-      </w:r>
-      <w:proofErr w:type="spellEnd"/>
-      <w:r>
-        <w:t xml:space="preserve"> - статус активности</w:t>
+      <w:r>
+        <w:t>is_active - статус активности</w:t>
       </w:r>
     </w:p>
     <w:p>
@@ -823,13 +675,8 @@
           <w:numId w:val="8"/>
         </w:numPr>
       </w:pPr>
-      <w:proofErr w:type="spellStart"/>
-      <w:r>
-        <w:t>created_at</w:t>
-      </w:r>
-      <w:proofErr w:type="spellEnd"/>
-      <w:r>
-        <w:t xml:space="preserve"> - дата создания</w:t>
+      <w:r>
+        <w:t>created_at - дата создания</w:t>
       </w:r>
     </w:p>
     <w:p>
@@ -839,13 +686,8 @@
           <w:numId w:val="8"/>
         </w:numPr>
       </w:pPr>
-      <w:proofErr w:type="spellStart"/>
-      <w:r>
-        <w:t>last_used</w:t>
-      </w:r>
-      <w:proofErr w:type="spellEnd"/>
-      <w:r>
-        <w:t xml:space="preserve"> - последнее использование</w:t>
+      <w:r>
+        <w:t>last_used - последнее использование</w:t>
       </w:r>
     </w:p>
     <w:p>
@@ -855,21 +697,8 @@
           <w:numId w:val="8"/>
         </w:numPr>
       </w:pPr>
-      <w:proofErr w:type="spellStart"/>
-      <w:r>
-        <w:t>webhook_url</w:t>
-      </w:r>
-      <w:proofErr w:type="spellEnd"/>
-      <w:r>
-        <w:t xml:space="preserve"> - URL для </w:t>
-      </w:r>
-      <w:proofErr w:type="spellStart"/>
-      <w:r>
-        <w:t>webhook</w:t>
-      </w:r>
-      <w:proofErr w:type="spellEnd"/>
-      <w:r>
-        <w:t xml:space="preserve"> (если используется)</w:t>
+      <w:r>
+        <w:t>webhook_url - URL для webhook (если используется)</w:t>
       </w:r>
     </w:p>
     <w:p>
@@ -879,13 +708,8 @@
           <w:numId w:val="8"/>
         </w:numPr>
       </w:pPr>
-      <w:proofErr w:type="spellStart"/>
-      <w:r>
-        <w:t>owner_id</w:t>
-      </w:r>
-      <w:proofErr w:type="spellEnd"/>
-      <w:r>
-        <w:t xml:space="preserve"> - идентификатор владельца/администратора</w:t>
+      <w:r>
+        <w:t>owner_id - идентификатор владельца/администратора</w:t>
       </w:r>
     </w:p>
     <w:p>
@@ -949,23 +773,7 @@
           <w:b/>
           <w:bCs/>
         </w:rPr>
-        <w:t>Оценки (</w:t>
-      </w:r>
-      <w:proofErr w:type="spellStart"/>
-      <w:r>
-        <w:rPr>
-          <w:b/>
-          <w:bCs/>
-        </w:rPr>
-        <w:t>grade</w:t>
-      </w:r>
-      <w:proofErr w:type="spellEnd"/>
-      <w:r>
-        <w:rPr>
-          <w:b/>
-          <w:bCs/>
-        </w:rPr>
-        <w:t>)</w:t>
+        <w:t>Оценки (grade)</w:t>
       </w:r>
       <w:r>
         <w:t xml:space="preserve"> </w:t>
@@ -1016,23 +824,7 @@
           <w:b/>
           <w:bCs/>
         </w:rPr>
-        <w:t>Домашнее задание (</w:t>
-      </w:r>
-      <w:proofErr w:type="spellStart"/>
-      <w:r>
-        <w:rPr>
-          <w:b/>
-          <w:bCs/>
-        </w:rPr>
-        <w:t>homework</w:t>
-      </w:r>
-      <w:proofErr w:type="spellEnd"/>
-      <w:r>
-        <w:rPr>
-          <w:b/>
-          <w:bCs/>
-        </w:rPr>
-        <w:t>)</w:t>
+        <w:t>Домашнее задание (homework)</w:t>
       </w:r>
       <w:r>
         <w:t xml:space="preserve"> </w:t>
@@ -1083,23 +875,7 @@
           <w:b/>
           <w:bCs/>
         </w:rPr>
-        <w:t>События (</w:t>
-      </w:r>
-      <w:proofErr w:type="spellStart"/>
-      <w:r>
-        <w:rPr>
-          <w:b/>
-          <w:bCs/>
-        </w:rPr>
-        <w:t>event</w:t>
-      </w:r>
-      <w:proofErr w:type="spellEnd"/>
-      <w:r>
-        <w:rPr>
-          <w:b/>
-          <w:bCs/>
-        </w:rPr>
-        <w:t>)</w:t>
+        <w:t>События (event)</w:t>
       </w:r>
       <w:r>
         <w:t xml:space="preserve"> </w:t>
@@ -1146,23 +922,7 @@
         </w:numPr>
       </w:pPr>
       <w:r>
-        <w:t>Приглашение на событие (</w:t>
-      </w:r>
-      <w:proofErr w:type="spellStart"/>
-      <w:r>
-        <w:t>shared</w:t>
-      </w:r>
-      <w:proofErr w:type="spellEnd"/>
-      <w:r>
-        <w:t xml:space="preserve"> </w:t>
-      </w:r>
-      <w:proofErr w:type="spellStart"/>
-      <w:r>
-        <w:t>event</w:t>
-      </w:r>
-      <w:proofErr w:type="spellEnd"/>
-      <w:r>
-        <w:t>)</w:t>
+        <w:t>Приглашение на событие (shared event)</w:t>
       </w:r>
     </w:p>
     <w:p>
@@ -1177,23 +937,7 @@
           <w:b/>
           <w:bCs/>
         </w:rPr>
-        <w:t>Сообщения (</w:t>
-      </w:r>
-      <w:proofErr w:type="spellStart"/>
-      <w:r>
-        <w:rPr>
-          <w:b/>
-          <w:bCs/>
-        </w:rPr>
-        <w:t>message</w:t>
-      </w:r>
-      <w:proofErr w:type="spellEnd"/>
-      <w:r>
-        <w:rPr>
-          <w:b/>
-          <w:bCs/>
-        </w:rPr>
-        <w:t>)</w:t>
+        <w:t>Сообщения (message)</w:t>
       </w:r>
       <w:r>
         <w:t xml:space="preserve"> </w:t>
@@ -1233,23 +977,7 @@
           <w:b/>
           <w:bCs/>
         </w:rPr>
-        <w:t>Объявления (</w:t>
-      </w:r>
-      <w:proofErr w:type="spellStart"/>
-      <w:r>
-        <w:rPr>
-          <w:b/>
-          <w:bCs/>
-        </w:rPr>
-        <w:t>announcement</w:t>
-      </w:r>
-      <w:proofErr w:type="spellEnd"/>
-      <w:r>
-        <w:rPr>
-          <w:b/>
-          <w:bCs/>
-        </w:rPr>
-        <w:t>)</w:t>
+        <w:t>Объявления (announcement)</w:t>
       </w:r>
       <w:r>
         <w:t xml:space="preserve"> </w:t>
@@ -1324,15 +1052,7 @@
         </w:numPr>
       </w:pPr>
       <w:r>
-        <w:t xml:space="preserve">Уведомление добавляется в очередь с флагом </w:t>
-      </w:r>
-      <w:proofErr w:type="spellStart"/>
-      <w:r>
-        <w:t>sent_to_telegram</w:t>
-      </w:r>
-      <w:proofErr w:type="spellEnd"/>
-      <w:r>
-        <w:t xml:space="preserve"> = 0</w:t>
+        <w:t>Уведомление добавляется в очередь с флагом sent_to_telegram = 0</w:t>
       </w:r>
     </w:p>
     <w:p>
@@ -1343,13 +1063,8 @@
         </w:numPr>
       </w:pPr>
       <w:r>
-        <w:t xml:space="preserve">Бот периодически запрашивает непрочитанные уведомления через API </w:t>
-      </w:r>
-      <w:proofErr w:type="spellStart"/>
-      <w:r>
-        <w:t>endpoint</w:t>
-      </w:r>
-      <w:proofErr w:type="spellEnd"/>
+        <w:t>Бот периодически запрашивает непрочитанные уведомления через API endpoint</w:t>
+      </w:r>
     </w:p>
     <w:p>
       <w:pPr>
@@ -1359,15 +1074,7 @@
         </w:numPr>
       </w:pPr>
       <w:r>
-        <w:t xml:space="preserve">После успешной отправки флаг меняется на </w:t>
-      </w:r>
-      <w:proofErr w:type="spellStart"/>
-      <w:r>
-        <w:t>sent_to_telegram</w:t>
-      </w:r>
-      <w:proofErr w:type="spellEnd"/>
-      <w:r>
-        <w:t xml:space="preserve"> = 1</w:t>
+        <w:t>После успешной отправки флаг меняется на sent_to_telegram = 1</w:t>
       </w:r>
     </w:p>
     <w:p>
@@ -1389,13 +1096,8 @@
           <w:numId w:val="11"/>
         </w:numPr>
       </w:pPr>
-      <w:proofErr w:type="spellStart"/>
-      <w:r>
-        <w:t>Endpoint</w:t>
-      </w:r>
-      <w:proofErr w:type="spellEnd"/>
-      <w:r>
-        <w:t xml:space="preserve"> для получения списка непрочитанных уведомлений конкретного пользователя</w:t>
+      <w:r>
+        <w:t>Endpoint для получения списка непрочитанных уведомлений конкретного пользователя</w:t>
       </w:r>
     </w:p>
     <w:p>
@@ -1416,13 +1118,8 @@
           <w:numId w:val="11"/>
         </w:numPr>
       </w:pPr>
-      <w:proofErr w:type="spellStart"/>
-      <w:r>
-        <w:t>Endpoint</w:t>
-      </w:r>
-      <w:proofErr w:type="spellEnd"/>
-      <w:r>
-        <w:t xml:space="preserve"> для подтверждения отправки уведомлений</w:t>
+      <w:r>
+        <w:t>Endpoint для подтверждения отправки уведомлений</w:t>
       </w:r>
     </w:p>
     <w:p>
@@ -1527,13 +1224,8 @@
           <w:numId w:val="13"/>
         </w:numPr>
       </w:pPr>
-      <w:proofErr w:type="spellStart"/>
-      <w:r>
-        <w:t>id</w:t>
-      </w:r>
-      <w:proofErr w:type="spellEnd"/>
-      <w:r>
-        <w:t xml:space="preserve"> - идентификатор настройки</w:t>
+      <w:r>
+        <w:t>id - идентификатор настройки</w:t>
       </w:r>
     </w:p>
     <w:p>
@@ -1543,13 +1235,8 @@
           <w:numId w:val="13"/>
         </w:numPr>
       </w:pPr>
-      <w:proofErr w:type="spellStart"/>
-      <w:r>
-        <w:t>user_id</w:t>
-      </w:r>
-      <w:proofErr w:type="spellEnd"/>
-      <w:r>
-        <w:t xml:space="preserve"> - идентификатор пользователя</w:t>
+      <w:r>
+        <w:t>user_id - идентификатор пользователя</w:t>
       </w:r>
     </w:p>
     <w:p>
@@ -1559,13 +1246,8 @@
           <w:numId w:val="13"/>
         </w:numPr>
       </w:pPr>
-      <w:proofErr w:type="spellStart"/>
-      <w:r>
-        <w:t>telegram_id</w:t>
-      </w:r>
-      <w:proofErr w:type="spellEnd"/>
-      <w:r>
-        <w:t xml:space="preserve"> - Telegram ID</w:t>
+      <w:r>
+        <w:t>telegram_id - Telegram ID</w:t>
       </w:r>
     </w:p>
     <w:p>
@@ -1575,13 +1257,8 @@
           <w:numId w:val="13"/>
         </w:numPr>
       </w:pPr>
-      <w:proofErr w:type="spellStart"/>
-      <w:r>
-        <w:t>bot_token</w:t>
-      </w:r>
-      <w:proofErr w:type="spellEnd"/>
-      <w:r>
-        <w:t xml:space="preserve"> - токен бота для этого пользователя</w:t>
+      <w:r>
+        <w:t>bot_token - токен бота для этого пользователя</w:t>
       </w:r>
     </w:p>
     <w:p>
@@ -1591,13 +1268,8 @@
           <w:numId w:val="13"/>
         </w:numPr>
       </w:pPr>
-      <w:proofErr w:type="spellStart"/>
-      <w:r>
-        <w:t>settings</w:t>
-      </w:r>
-      <w:proofErr w:type="spellEnd"/>
-      <w:r>
-        <w:t xml:space="preserve"> - JSON с общими настройками</w:t>
+      <w:r>
+        <w:t>settings - JSON с общими настройками</w:t>
       </w:r>
     </w:p>
     <w:p>
@@ -1607,13 +1279,8 @@
           <w:numId w:val="13"/>
         </w:numPr>
       </w:pPr>
-      <w:proofErr w:type="spellStart"/>
-      <w:r>
-        <w:t>notification_types</w:t>
-      </w:r>
-      <w:proofErr w:type="spellEnd"/>
-      <w:r>
-        <w:t xml:space="preserve"> - JSON массив с активными типами уведомлений</w:t>
+      <w:r>
+        <w:t>notification_types - JSON массив с активными типами уведомлений</w:t>
       </w:r>
     </w:p>
     <w:p>
@@ -1623,13 +1290,8 @@
           <w:numId w:val="13"/>
         </w:numPr>
       </w:pPr>
-      <w:proofErr w:type="spellStart"/>
-      <w:r>
-        <w:t>last_active</w:t>
-      </w:r>
-      <w:proofErr w:type="spellEnd"/>
-      <w:r>
-        <w:t xml:space="preserve"> - последняя активность</w:t>
+      <w:r>
+        <w:t>last_active - последняя активность</w:t>
       </w:r>
     </w:p>
     <w:p>
@@ -1639,14 +1301,9 @@
           <w:numId w:val="13"/>
         </w:numPr>
       </w:pPr>
-      <w:proofErr w:type="spellStart"/>
       <w:r>
         <w:lastRenderedPageBreak/>
-        <w:t>created_at</w:t>
-      </w:r>
-      <w:proofErr w:type="spellEnd"/>
-      <w:r>
-        <w:t xml:space="preserve"> - дата создания</w:t>
+        <w:t>created_at - дата создания</w:t>
       </w:r>
     </w:p>
     <w:p>
@@ -1656,13 +1313,8 @@
           <w:numId w:val="13"/>
         </w:numPr>
       </w:pPr>
-      <w:proofErr w:type="spellStart"/>
-      <w:r>
-        <w:t>is_active</w:t>
-      </w:r>
-      <w:proofErr w:type="spellEnd"/>
-      <w:r>
-        <w:t xml:space="preserve"> - статус активности</w:t>
+      <w:r>
+        <w:t>is_active - статус активности</w:t>
       </w:r>
     </w:p>
     <w:p>
@@ -1782,15 +1434,7 @@
         <w:t>Команда</w:t>
       </w:r>
       <w:r>
-        <w:t>: /</w:t>
-      </w:r>
-      <w:proofErr w:type="spellStart"/>
-      <w:r>
-        <w:t>schedule</w:t>
-      </w:r>
-      <w:proofErr w:type="spellEnd"/>
-      <w:r>
-        <w:t xml:space="preserve"> или аналог</w:t>
+        <w:t>: /schedule или аналог</w:t>
       </w:r>
     </w:p>
     <w:p>
@@ -1858,23 +1502,7 @@
         </w:numPr>
       </w:pPr>
       <w:r>
-        <w:t>/</w:t>
-      </w:r>
-      <w:proofErr w:type="spellStart"/>
-      <w:r>
-        <w:t>schedule</w:t>
-      </w:r>
-      <w:proofErr w:type="spellEnd"/>
-      <w:r>
-        <w:t xml:space="preserve"> </w:t>
-      </w:r>
-      <w:proofErr w:type="spellStart"/>
-      <w:r>
-        <w:t>today</w:t>
-      </w:r>
-      <w:proofErr w:type="spellEnd"/>
-      <w:r>
-        <w:t xml:space="preserve"> - расписание на сегодня</w:t>
+        <w:t>/schedule today - расписание на сегодня</w:t>
       </w:r>
     </w:p>
     <w:p>
@@ -1885,23 +1513,7 @@
         </w:numPr>
       </w:pPr>
       <w:r>
-        <w:t>/</w:t>
-      </w:r>
-      <w:proofErr w:type="spellStart"/>
-      <w:r>
-        <w:t>schedule</w:t>
-      </w:r>
-      <w:proofErr w:type="spellEnd"/>
-      <w:r>
-        <w:t xml:space="preserve"> </w:t>
-      </w:r>
-      <w:proofErr w:type="spellStart"/>
-      <w:r>
-        <w:t>tomorrow</w:t>
-      </w:r>
-      <w:proofErr w:type="spellEnd"/>
-      <w:r>
-        <w:t xml:space="preserve"> - расписание на завтра</w:t>
+        <w:t>/schedule tomorrow - расписание на завтра</w:t>
       </w:r>
     </w:p>
     <w:p>
@@ -1912,23 +1524,7 @@
         </w:numPr>
       </w:pPr>
       <w:r>
-        <w:t>/</w:t>
-      </w:r>
-      <w:proofErr w:type="spellStart"/>
-      <w:r>
-        <w:t>schedule</w:t>
-      </w:r>
-      <w:proofErr w:type="spellEnd"/>
-      <w:r>
-        <w:t xml:space="preserve"> </w:t>
-      </w:r>
-      <w:proofErr w:type="spellStart"/>
-      <w:r>
-        <w:t>week</w:t>
-      </w:r>
-      <w:proofErr w:type="spellEnd"/>
-      <w:r>
-        <w:t xml:space="preserve"> - расписание на неделю</w:t>
+        <w:t>/schedule week - расписание на неделю</w:t>
       </w:r>
     </w:p>
     <w:p>
@@ -1939,15 +1535,7 @@
         </w:numPr>
       </w:pPr>
       <w:r>
-        <w:t>/</w:t>
-      </w:r>
-      <w:proofErr w:type="spellStart"/>
-      <w:r>
-        <w:t>schedule</w:t>
-      </w:r>
-      <w:proofErr w:type="spellEnd"/>
-      <w:r>
-        <w:t xml:space="preserve"> [дата] - расписание на конкретную дату</w:t>
+        <w:t>/schedule [дата] - расписание на конкретную дату</w:t>
       </w:r>
     </w:p>
     <w:p>
@@ -2042,13 +1630,8 @@
         <w:t>Команда</w:t>
       </w:r>
       <w:r>
-        <w:t>: /</w:t>
-      </w:r>
-      <w:proofErr w:type="spellStart"/>
-      <w:r>
-        <w:t>homework</w:t>
-      </w:r>
-      <w:proofErr w:type="spellEnd"/>
+        <w:t>: /homework</w:t>
+      </w:r>
     </w:p>
     <w:p>
       <w:r>
@@ -2186,13 +1769,8 @@
         <w:t>Команда</w:t>
       </w:r>
       <w:r>
-        <w:t>: /</w:t>
-      </w:r>
-      <w:proofErr w:type="spellStart"/>
-      <w:r>
-        <w:t>grades</w:t>
-      </w:r>
-      <w:proofErr w:type="spellEnd"/>
+        <w:t>: /grades</w:t>
+      </w:r>
     </w:p>
     <w:p>
       <w:r>
@@ -2270,23 +1848,7 @@
         </w:numPr>
       </w:pPr>
       <w:r>
-        <w:t>/</w:t>
-      </w:r>
-      <w:proofErr w:type="spellStart"/>
-      <w:r>
-        <w:t>grades</w:t>
-      </w:r>
-      <w:proofErr w:type="spellEnd"/>
-      <w:r>
-        <w:t xml:space="preserve"> </w:t>
-      </w:r>
-      <w:proofErr w:type="spellStart"/>
-      <w:r>
-        <w:t>recent</w:t>
-      </w:r>
-      <w:proofErr w:type="spellEnd"/>
-      <w:r>
-        <w:t xml:space="preserve"> - последние N оценок</w:t>
+        <w:t>/grades recent - последние N оценок</w:t>
       </w:r>
     </w:p>
     <w:p>
@@ -2297,15 +1859,7 @@
         </w:numPr>
       </w:pPr>
       <w:r>
-        <w:t>/</w:t>
-      </w:r>
-      <w:proofErr w:type="spellStart"/>
-      <w:r>
-        <w:t>grades</w:t>
-      </w:r>
-      <w:proofErr w:type="spellEnd"/>
-      <w:r>
-        <w:t xml:space="preserve"> [предмет] - оценки по предмету</w:t>
+        <w:t>/grades [предмет] - оценки по предмету</w:t>
       </w:r>
     </w:p>
     <w:p>
@@ -2316,23 +1870,7 @@
         </w:numPr>
       </w:pPr>
       <w:r>
-        <w:t>/</w:t>
-      </w:r>
-      <w:proofErr w:type="spellStart"/>
-      <w:r>
-        <w:t>grades</w:t>
-      </w:r>
-      <w:proofErr w:type="spellEnd"/>
-      <w:r>
-        <w:t xml:space="preserve"> </w:t>
-      </w:r>
-      <w:proofErr w:type="spellStart"/>
-      <w:r>
-        <w:t>average</w:t>
-      </w:r>
-      <w:proofErr w:type="spellEnd"/>
-      <w:r>
-        <w:t xml:space="preserve"> - средние баллы</w:t>
+        <w:t>/grades average - средние баллы</w:t>
       </w:r>
     </w:p>
     <w:p>
@@ -2427,13 +1965,8 @@
         <w:t>Команда</w:t>
       </w:r>
       <w:r>
-        <w:t>: /</w:t>
-      </w:r>
-      <w:proofErr w:type="spellStart"/>
-      <w:r>
-        <w:t>attendance</w:t>
-      </w:r>
-      <w:proofErr w:type="spellEnd"/>
+        <w:t>: /attendance</w:t>
+      </w:r>
     </w:p>
     <w:p>
       <w:r>
@@ -2575,13 +2108,8 @@
         <w:t>Команда</w:t>
       </w:r>
       <w:r>
-        <w:t>: /</w:t>
-      </w:r>
-      <w:proofErr w:type="spellStart"/>
-      <w:r>
-        <w:t>calendar</w:t>
-      </w:r>
-      <w:proofErr w:type="spellEnd"/>
+        <w:t>: /calendar</w:t>
+      </w:r>
     </w:p>
     <w:p>
       <w:r>
@@ -2708,13 +2236,8 @@
         <w:t>Команда</w:t>
       </w:r>
       <w:r>
-        <w:t>: /</w:t>
-      </w:r>
-      <w:proofErr w:type="spellStart"/>
-      <w:r>
-        <w:t>profile</w:t>
-      </w:r>
-      <w:proofErr w:type="spellEnd"/>
+        <w:t>: /profile</w:t>
+      </w:r>
     </w:p>
     <w:p>
       <w:r>
@@ -2823,13 +2346,8 @@
         <w:t>Команда</w:t>
       </w:r>
       <w:r>
-        <w:t>: /</w:t>
-      </w:r>
-      <w:proofErr w:type="spellStart"/>
-      <w:r>
-        <w:t>help</w:t>
-      </w:r>
-      <w:proofErr w:type="spellEnd"/>
+        <w:t>: /help</w:t>
+      </w:r>
     </w:p>
     <w:p>
       <w:r>
@@ -2900,13 +2418,8 @@
         <w:t>Команда</w:t>
       </w:r>
       <w:r>
-        <w:t>: /</w:t>
-      </w:r>
-      <w:proofErr w:type="spellStart"/>
-      <w:r>
-        <w:t>settings</w:t>
-      </w:r>
-      <w:proofErr w:type="spellEnd"/>
+        <w:t>: /settings</w:t>
+      </w:r>
     </w:p>
     <w:p>
       <w:r>
@@ -2988,13 +2501,8 @@
         <w:t>Команда</w:t>
       </w:r>
       <w:r>
-        <w:t>: /</w:t>
-      </w:r>
-      <w:proofErr w:type="spellStart"/>
-      <w:r>
-        <w:t>feedback</w:t>
-      </w:r>
-      <w:proofErr w:type="spellEnd"/>
+        <w:t>: /feedback</w:t>
+      </w:r>
     </w:p>
     <w:p>
       <w:r>
@@ -3102,13 +2610,8 @@
         <w:t>Команда</w:t>
       </w:r>
       <w:r>
-        <w:t>: /</w:t>
-      </w:r>
-      <w:proofErr w:type="spellStart"/>
-      <w:r>
-        <w:t>grade</w:t>
-      </w:r>
-      <w:proofErr w:type="spellEnd"/>
+        <w:t>: /grade</w:t>
+      </w:r>
     </w:p>
     <w:p>
       <w:r>
@@ -3198,15 +2701,7 @@
         </w:numPr>
       </w:pPr>
       <w:r>
-        <w:t xml:space="preserve">Пошаговый ввод через </w:t>
-      </w:r>
-      <w:proofErr w:type="spellStart"/>
-      <w:r>
-        <w:t>inline</w:t>
-      </w:r>
-      <w:proofErr w:type="spellEnd"/>
-      <w:r>
-        <w:t xml:space="preserve"> кнопки</w:t>
+        <w:t>Пошаговый ввод через inline кнопки</w:t>
       </w:r>
     </w:p>
     <w:p>
@@ -3217,15 +2712,7 @@
         </w:numPr>
       </w:pPr>
       <w:r>
-        <w:t>Или быстрый режим: /</w:t>
-      </w:r>
-      <w:proofErr w:type="spellStart"/>
-      <w:r>
-        <w:t>grade</w:t>
-      </w:r>
-      <w:proofErr w:type="spellEnd"/>
-      <w:r>
-        <w:t xml:space="preserve"> [группа] [предмет] [студент] [оценка]</w:t>
+        <w:t>Или быстрый режим: /grade [группа] [предмет] [студент] [оценка]</w:t>
       </w:r>
     </w:p>
     <w:p>
@@ -3252,13 +2739,8 @@
         <w:t>Команда</w:t>
       </w:r>
       <w:r>
-        <w:t>: /</w:t>
-      </w:r>
-      <w:proofErr w:type="spellStart"/>
-      <w:r>
-        <w:t>attendance_mark</w:t>
-      </w:r>
-      <w:proofErr w:type="spellEnd"/>
+        <w:t>: /attendance_mark</w:t>
+      </w:r>
     </w:p>
     <w:p>
       <w:r>
@@ -3363,13 +2845,8 @@
         <w:t>Команда</w:t>
       </w:r>
       <w:r>
-        <w:t>: /</w:t>
-      </w:r>
-      <w:proofErr w:type="spellStart"/>
-      <w:r>
-        <w:t>homework_assign</w:t>
-      </w:r>
-      <w:proofErr w:type="spellEnd"/>
+        <w:t>: /homework_assign</w:t>
+      </w:r>
     </w:p>
     <w:p>
       <w:r>
@@ -3466,13 +2943,8 @@
         <w:t>Команда</w:t>
       </w:r>
       <w:r>
-        <w:t>: /</w:t>
-      </w:r>
-      <w:proofErr w:type="spellStart"/>
-      <w:r>
-        <w:t>schedule</w:t>
-      </w:r>
-      <w:proofErr w:type="spellEnd"/>
+        <w:t>: /schedule</w:t>
+      </w:r>
     </w:p>
     <w:p>
       <w:r>
@@ -3544,13 +3016,8 @@
         <w:t>Команда</w:t>
       </w:r>
       <w:r>
-        <w:t>: /</w:t>
-      </w:r>
-      <w:proofErr w:type="spellStart"/>
-      <w:r>
-        <w:t>groups</w:t>
-      </w:r>
-      <w:proofErr w:type="spellEnd"/>
+        <w:t>: /groups</w:t>
+      </w:r>
     </w:p>
     <w:p>
       <w:r>
@@ -3610,13 +3077,8 @@
         <w:t>Команда</w:t>
       </w:r>
       <w:r>
-        <w:t>: /</w:t>
-      </w:r>
-      <w:proofErr w:type="spellStart"/>
-      <w:r>
-        <w:t>stats</w:t>
-      </w:r>
-      <w:proofErr w:type="spellEnd"/>
+        <w:t>: /stats</w:t>
+      </w:r>
     </w:p>
     <w:p>
       <w:r>
@@ -3713,13 +3175,8 @@
         <w:t>Команда</w:t>
       </w:r>
       <w:r>
-        <w:t>: /</w:t>
-      </w:r>
-      <w:proofErr w:type="spellStart"/>
-      <w:r>
-        <w:t>qr_attendance</w:t>
-      </w:r>
-      <w:proofErr w:type="spellEnd"/>
+        <w:t>: /qr_attendance</w:t>
+      </w:r>
     </w:p>
     <w:p>
       <w:r>
@@ -3819,14 +3276,9 @@
           <w:numId w:val="40"/>
         </w:numPr>
       </w:pPr>
-      <w:proofErr w:type="spellStart"/>
       <w:r>
         <w:lastRenderedPageBreak/>
-        <w:t>id</w:t>
-      </w:r>
-      <w:proofErr w:type="spellEnd"/>
-      <w:r>
-        <w:t xml:space="preserve"> - идентификатор токена</w:t>
+        <w:t>id - идентификатор токена</w:t>
       </w:r>
     </w:p>
     <w:p>
@@ -3836,13 +3288,8 @@
           <w:numId w:val="40"/>
         </w:numPr>
       </w:pPr>
-      <w:proofErr w:type="spellStart"/>
-      <w:r>
-        <w:t>lesson_id</w:t>
-      </w:r>
-      <w:proofErr w:type="spellEnd"/>
-      <w:r>
-        <w:t xml:space="preserve"> - идентификатор занятия</w:t>
+      <w:r>
+        <w:t>lesson_id - идентификатор занятия</w:t>
       </w:r>
     </w:p>
     <w:p>
@@ -3852,13 +3299,8 @@
           <w:numId w:val="40"/>
         </w:numPr>
       </w:pPr>
-      <w:proofErr w:type="spellStart"/>
-      <w:r>
-        <w:t>teacher_id</w:t>
-      </w:r>
-      <w:proofErr w:type="spellEnd"/>
-      <w:r>
-        <w:t xml:space="preserve"> - идентификатор преподавателя</w:t>
+      <w:r>
+        <w:t>teacher_id - идентификатор преподавателя</w:t>
       </w:r>
     </w:p>
     <w:p>
@@ -3868,13 +3310,8 @@
           <w:numId w:val="40"/>
         </w:numPr>
       </w:pPr>
-      <w:proofErr w:type="spellStart"/>
-      <w:r>
-        <w:t>token</w:t>
-      </w:r>
-      <w:proofErr w:type="spellEnd"/>
-      <w:r>
-        <w:t xml:space="preserve"> - уникальная строка токена</w:t>
+      <w:r>
+        <w:t>token - уникальная строка токена</w:t>
       </w:r>
     </w:p>
     <w:p>
@@ -3884,13 +3321,8 @@
           <w:numId w:val="40"/>
         </w:numPr>
       </w:pPr>
-      <w:proofErr w:type="spellStart"/>
-      <w:r>
-        <w:t>expires_at</w:t>
-      </w:r>
-      <w:proofErr w:type="spellEnd"/>
-      <w:r>
-        <w:t xml:space="preserve"> - время истечения</w:t>
+      <w:r>
+        <w:t>expires_at - время истечения</w:t>
       </w:r>
     </w:p>
     <w:p>
@@ -3900,13 +3332,8 @@
           <w:numId w:val="40"/>
         </w:numPr>
       </w:pPr>
-      <w:proofErr w:type="spellStart"/>
-      <w:r>
-        <w:t>created_at</w:t>
-      </w:r>
-      <w:proofErr w:type="spellEnd"/>
-      <w:r>
-        <w:t xml:space="preserve"> - время создания</w:t>
+      <w:r>
+        <w:t>created_at - время создания</w:t>
       </w:r>
     </w:p>
     <w:p>
@@ -3916,13 +3343,8 @@
           <w:numId w:val="40"/>
         </w:numPr>
       </w:pPr>
-      <w:proofErr w:type="spellStart"/>
-      <w:r>
-        <w:t>used</w:t>
-      </w:r>
-      <w:proofErr w:type="spellEnd"/>
-      <w:r>
-        <w:t xml:space="preserve"> - флаг использования (для предотвращения повторного использования)</w:t>
+      <w:r>
+        <w:t>used - флаг использования (для предотвращения повторного использования)</w:t>
       </w:r>
     </w:p>
     <w:p>
@@ -3994,15 +3416,7 @@
         <w:t>Команда</w:t>
       </w:r>
       <w:r>
-        <w:t>: Сканирование QR-кода или /</w:t>
-      </w:r>
-      <w:proofErr w:type="spellStart"/>
-      <w:r>
-        <w:t>scan</w:t>
-      </w:r>
-      <w:proofErr w:type="spellEnd"/>
-      <w:r>
-        <w:t xml:space="preserve"> [токен]</w:t>
+        <w:t>: Сканирование QR-кода или /scan [токен]</w:t>
       </w:r>
     </w:p>
     <w:p>
@@ -4201,13 +3615,8 @@
         <w:t>Команда</w:t>
       </w:r>
       <w:r>
-        <w:t>: /</w:t>
-      </w:r>
-      <w:proofErr w:type="spellStart"/>
-      <w:r>
-        <w:t>admin_stats</w:t>
-      </w:r>
-      <w:proofErr w:type="spellEnd"/>
+        <w:t>: /admin_stats</w:t>
+      </w:r>
     </w:p>
     <w:p>
       <w:r>
@@ -4284,13 +3693,8 @@
           <w:numId w:val="45"/>
         </w:numPr>
       </w:pPr>
-      <w:proofErr w:type="spellStart"/>
-      <w:r>
-        <w:t>id</w:t>
-      </w:r>
-      <w:proofErr w:type="spellEnd"/>
-      <w:r>
-        <w:t xml:space="preserve"> - идентификатор записи</w:t>
+      <w:r>
+        <w:t>id - идентификатор записи</w:t>
       </w:r>
     </w:p>
     <w:p>
@@ -4300,13 +3704,8 @@
           <w:numId w:val="45"/>
         </w:numPr>
       </w:pPr>
-      <w:proofErr w:type="spellStart"/>
-      <w:r>
-        <w:t>user_id</w:t>
-      </w:r>
-      <w:proofErr w:type="spellEnd"/>
-      <w:r>
-        <w:t xml:space="preserve"> - идентификатор пользователя</w:t>
+      <w:r>
+        <w:t>user_id - идентификатор пользователя</w:t>
       </w:r>
     </w:p>
     <w:p>
@@ -4316,13 +3715,8 @@
           <w:numId w:val="45"/>
         </w:numPr>
       </w:pPr>
-      <w:proofErr w:type="spellStart"/>
-      <w:r>
-        <w:t>telegram_id</w:t>
-      </w:r>
-      <w:proofErr w:type="spellEnd"/>
-      <w:r>
-        <w:t xml:space="preserve"> - Telegram ID</w:t>
+      <w:r>
+        <w:t>telegram_id - Telegram ID</w:t>
       </w:r>
     </w:p>
     <w:p>
@@ -4332,13 +3726,8 @@
           <w:numId w:val="45"/>
         </w:numPr>
       </w:pPr>
-      <w:proofErr w:type="spellStart"/>
-      <w:r>
-        <w:t>command</w:t>
-      </w:r>
-      <w:proofErr w:type="spellEnd"/>
-      <w:r>
-        <w:t xml:space="preserve"> - выполненная команда</w:t>
+      <w:r>
+        <w:t>command - выполненная команда</w:t>
       </w:r>
     </w:p>
     <w:p>
@@ -4348,13 +3737,8 @@
           <w:numId w:val="45"/>
         </w:numPr>
       </w:pPr>
-      <w:proofErr w:type="spellStart"/>
-      <w:r>
-        <w:t>execution_time</w:t>
-      </w:r>
-      <w:proofErr w:type="spellEnd"/>
-      <w:r>
-        <w:t xml:space="preserve"> - время выполнения</w:t>
+      <w:r>
+        <w:t>execution_time - время выполнения</w:t>
       </w:r>
     </w:p>
     <w:p>
@@ -4364,13 +3748,8 @@
           <w:numId w:val="45"/>
         </w:numPr>
       </w:pPr>
-      <w:proofErr w:type="spellStart"/>
-      <w:r>
-        <w:t>timestamp</w:t>
-      </w:r>
-      <w:proofErr w:type="spellEnd"/>
-      <w:r>
-        <w:t xml:space="preserve"> - временная метка</w:t>
+      <w:r>
+        <w:t>timestamp - временная метка</w:t>
       </w:r>
     </w:p>
     <w:p>
@@ -4380,13 +3759,8 @@
           <w:numId w:val="45"/>
         </w:numPr>
       </w:pPr>
-      <w:proofErr w:type="spellStart"/>
-      <w:r>
-        <w:t>success</w:t>
-      </w:r>
-      <w:proofErr w:type="spellEnd"/>
-      <w:r>
-        <w:t xml:space="preserve"> - успешность выполнения</w:t>
+      <w:r>
+        <w:t>success - успешность выполнения</w:t>
       </w:r>
     </w:p>
     <w:p>
@@ -4396,13 +3770,8 @@
           <w:numId w:val="45"/>
         </w:numPr>
       </w:pPr>
-      <w:proofErr w:type="spellStart"/>
-      <w:r>
-        <w:t>error_message</w:t>
-      </w:r>
-      <w:proofErr w:type="spellEnd"/>
-      <w:r>
-        <w:t xml:space="preserve"> - сообщение об ошибке (если есть)</w:t>
+      <w:r>
+        <w:t>error_message - сообщение об ошибке (если есть)</w:t>
       </w:r>
     </w:p>
     <w:p>
@@ -4429,13 +3798,8 @@
         <w:t>Команда</w:t>
       </w:r>
       <w:r>
-        <w:t>: /</w:t>
-      </w:r>
-      <w:proofErr w:type="spellStart"/>
-      <w:r>
-        <w:t>admin_users</w:t>
-      </w:r>
-      <w:proofErr w:type="spellEnd"/>
+        <w:t>: /admin_users</w:t>
+      </w:r>
     </w:p>
     <w:p>
       <w:r>
@@ -4517,13 +3881,8 @@
         <w:t>Команда</w:t>
       </w:r>
       <w:r>
-        <w:t>: /</w:t>
-      </w:r>
-      <w:proofErr w:type="spellStart"/>
-      <w:r>
-        <w:t>admin_broadcast</w:t>
-      </w:r>
-      <w:proofErr w:type="spellEnd"/>
+        <w:t>: /admin_broadcast</w:t>
+      </w:r>
     </w:p>
     <w:p>
       <w:r>
@@ -4744,23 +4103,7 @@
           <w:b/>
           <w:bCs/>
         </w:rPr>
-        <w:t xml:space="preserve">8.2. Быстрые ответы и </w:t>
-      </w:r>
-      <w:proofErr w:type="spellStart"/>
-      <w:r>
-        <w:rPr>
-          <w:b/>
-          <w:bCs/>
-        </w:rPr>
-        <w:t>inline</w:t>
-      </w:r>
-      <w:proofErr w:type="spellEnd"/>
-      <w:r>
-        <w:rPr>
-          <w:b/>
-          <w:bCs/>
-        </w:rPr>
-        <w:t>-кнопки</w:t>
+        <w:t>8.2. Быстрые ответы и inline-кнопки</w:t>
       </w:r>
     </w:p>
     <w:p>
@@ -4772,15 +4115,7 @@
         <w:t>Описание</w:t>
       </w:r>
       <w:r>
-        <w:t xml:space="preserve">: Использование </w:t>
-      </w:r>
-      <w:proofErr w:type="spellStart"/>
-      <w:r>
-        <w:t>inline</w:t>
-      </w:r>
-      <w:proofErr w:type="spellEnd"/>
-      <w:r>
-        <w:t>-кнопок для упрощения взаимодействия.</w:t>
+        <w:t>: Использование inline-кнопок для упрощения взаимодействия.</w:t>
       </w:r>
     </w:p>
     <w:p>
@@ -4874,13 +4209,8 @@
         <w:t>Команда</w:t>
       </w:r>
       <w:r>
-        <w:t>: /</w:t>
-      </w:r>
-      <w:proofErr w:type="spellStart"/>
-      <w:r>
-        <w:t>search</w:t>
-      </w:r>
-      <w:proofErr w:type="spellEnd"/>
+        <w:t>: /search</w:t>
+      </w:r>
     </w:p>
     <w:p>
       <w:r>
@@ -4974,13 +4304,8 @@
         <w:t>Команда</w:t>
       </w:r>
       <w:r>
-        <w:t>: /</w:t>
-      </w:r>
-      <w:proofErr w:type="spellStart"/>
-      <w:r>
-        <w:t>export</w:t>
-      </w:r>
-      <w:proofErr w:type="spellEnd"/>
+        <w:t>: /export</w:t>
+      </w:r>
     </w:p>
     <w:p>
       <w:r>
@@ -5002,15 +4327,7 @@
         </w:numPr>
       </w:pPr>
       <w:r>
-        <w:t>Экспорт расписания в календарь (</w:t>
-      </w:r>
-      <w:proofErr w:type="spellStart"/>
-      <w:r>
-        <w:t>iCal</w:t>
-      </w:r>
-      <w:proofErr w:type="spellEnd"/>
-      <w:r>
-        <w:t xml:space="preserve"> формат)</w:t>
+        <w:t>Экспорт расписания в календарь (iCal формат)</w:t>
       </w:r>
     </w:p>
     <w:p>
@@ -5069,23 +4386,7 @@
           <w:b/>
           <w:bCs/>
         </w:rPr>
-        <w:t xml:space="preserve">9.1. </w:t>
-      </w:r>
-      <w:proofErr w:type="spellStart"/>
-      <w:r>
-        <w:rPr>
-          <w:b/>
-          <w:bCs/>
-        </w:rPr>
-        <w:t>Эндпоинты</w:t>
-      </w:r>
-      <w:proofErr w:type="spellEnd"/>
-      <w:r>
-        <w:rPr>
-          <w:b/>
-          <w:bCs/>
-        </w:rPr>
-        <w:t xml:space="preserve"> для бота</w:t>
+        <w:t>9.1. Эндпоинты для бота</w:t>
       </w:r>
     </w:p>
     <w:p>
@@ -5104,7 +4405,6 @@
       </w:r>
     </w:p>
     <w:p>
-      <w:proofErr w:type="spellStart"/>
       <w:r>
         <w:rPr>
           <w:b/>
@@ -5112,7 +4412,6 @@
         </w:rPr>
         <w:t>Endpoints</w:t>
       </w:r>
-      <w:proofErr w:type="spellEnd"/>
       <w:r>
         <w:t>:</w:t>
       </w:r>
@@ -5131,21 +4430,7 @@
         <w:rPr>
           <w:lang w:val="en-US"/>
         </w:rPr>
-        <w:t>POST /</w:t>
-      </w:r>
-      <w:proofErr w:type="spellStart"/>
-      <w:r>
-        <w:rPr>
-          <w:lang w:val="en-US"/>
-        </w:rPr>
-        <w:t>api</w:t>
-      </w:r>
-      <w:proofErr w:type="spellEnd"/>
-      <w:r>
-        <w:rPr>
-          <w:lang w:val="en-US"/>
-        </w:rPr>
-        <w:t xml:space="preserve">/telegram/link - </w:t>
+        <w:t xml:space="preserve">POST /api/telegram/link - </w:t>
       </w:r>
       <w:r>
         <w:t>связывание</w:t>
@@ -5174,21 +4459,8 @@
         </w:numPr>
       </w:pPr>
       <w:r>
-        <w:t xml:space="preserve">Параметры: </w:t>
-      </w:r>
-      <w:proofErr w:type="spellStart"/>
-      <w:r>
-        <w:t>telegram_id</w:t>
-      </w:r>
-      <w:proofErr w:type="spellEnd"/>
-      <w:r>
-        <w:t xml:space="preserve">, </w:t>
-      </w:r>
-      <w:proofErr w:type="spellStart"/>
-      <w:r>
-        <w:t>user_id</w:t>
-      </w:r>
-      <w:proofErr w:type="spellEnd"/>
+        <w:t>Параметры: telegram_id, user_id</w:t>
+      </w:r>
     </w:p>
     <w:p>
       <w:pPr>
@@ -5215,21 +4487,7 @@
         <w:rPr>
           <w:lang w:val="en-US"/>
         </w:rPr>
-        <w:t>POST /</w:t>
-      </w:r>
-      <w:proofErr w:type="spellStart"/>
-      <w:r>
-        <w:rPr>
-          <w:lang w:val="en-US"/>
-        </w:rPr>
-        <w:t>api</w:t>
-      </w:r>
-      <w:proofErr w:type="spellEnd"/>
-      <w:r>
-        <w:rPr>
-          <w:lang w:val="en-US"/>
-        </w:rPr>
-        <w:t xml:space="preserve">/telegram/unlink - </w:t>
+        <w:t xml:space="preserve">POST /api/telegram/unlink - </w:t>
       </w:r>
       <w:r>
         <w:t>отвязка</w:t>
@@ -5258,13 +4516,8 @@
         </w:numPr>
       </w:pPr>
       <w:r>
-        <w:t xml:space="preserve">Параметры: </w:t>
-      </w:r>
-      <w:proofErr w:type="spellStart"/>
-      <w:r>
-        <w:t>telegram_id</w:t>
-      </w:r>
-      <w:proofErr w:type="spellEnd"/>
+        <w:t>Параметры: telegram_id</w:t>
+      </w:r>
     </w:p>
     <w:p>
       <w:pPr>
@@ -5285,31 +4538,7 @@
         </w:numPr>
       </w:pPr>
       <w:r>
-        <w:t>GET /</w:t>
-      </w:r>
-      <w:proofErr w:type="spellStart"/>
-      <w:r>
-        <w:t>api</w:t>
-      </w:r>
-      <w:proofErr w:type="spellEnd"/>
-      <w:r>
-        <w:t>/</w:t>
-      </w:r>
-      <w:proofErr w:type="spellStart"/>
-      <w:r>
-        <w:t>telegram</w:t>
-      </w:r>
-      <w:proofErr w:type="spellEnd"/>
-      <w:r>
-        <w:t>/</w:t>
-      </w:r>
-      <w:proofErr w:type="spellStart"/>
-      <w:r>
-        <w:t>linked-users</w:t>
-      </w:r>
-      <w:proofErr w:type="spellEnd"/>
-      <w:r>
-        <w:t xml:space="preserve"> - список связанных пользователей </w:t>
+        <w:t xml:space="preserve">GET /api/telegram/linked-users - список связанных пользователей </w:t>
       </w:r>
     </w:p>
     <w:p>
@@ -5320,21 +4549,8 @@
         </w:numPr>
       </w:pPr>
       <w:r>
-        <w:t xml:space="preserve">Возврат: массив пар </w:t>
-      </w:r>
-      <w:proofErr w:type="spellStart"/>
-      <w:r>
-        <w:t>user_id</w:t>
-      </w:r>
-      <w:proofErr w:type="spellEnd"/>
-      <w:r>
-        <w:t xml:space="preserve"> - </w:t>
-      </w:r>
-      <w:proofErr w:type="spellStart"/>
-      <w:r>
-        <w:t>telegram_id</w:t>
-      </w:r>
-      <w:proofErr w:type="spellEnd"/>
+        <w:t>Возврат: массив пар user_id - telegram_id</w:t>
+      </w:r>
     </w:p>
     <w:p>
       <w:pPr>
@@ -5352,7 +4568,6 @@
       </w:r>
     </w:p>
     <w:p>
-      <w:proofErr w:type="spellStart"/>
       <w:r>
         <w:rPr>
           <w:b/>
@@ -5360,7 +4575,6 @@
         </w:rPr>
         <w:t>Endpoints</w:t>
       </w:r>
-      <w:proofErr w:type="spellEnd"/>
       <w:r>
         <w:t>:</w:t>
       </w:r>
@@ -5373,39 +4587,7 @@
         </w:numPr>
       </w:pPr>
       <w:r>
-        <w:t>GET /</w:t>
-      </w:r>
-      <w:proofErr w:type="spellStart"/>
-      <w:r>
-        <w:t>api</w:t>
-      </w:r>
-      <w:proofErr w:type="spellEnd"/>
-      <w:r>
-        <w:t>/</w:t>
-      </w:r>
-      <w:proofErr w:type="spellStart"/>
-      <w:r>
-        <w:t>users</w:t>
-      </w:r>
-      <w:proofErr w:type="spellEnd"/>
-      <w:r>
-        <w:t>/{</w:t>
-      </w:r>
-      <w:proofErr w:type="spellStart"/>
-      <w:r>
-        <w:t>user_id</w:t>
-      </w:r>
-      <w:proofErr w:type="spellEnd"/>
-      <w:r>
-        <w:t>}/</w:t>
-      </w:r>
-      <w:proofErr w:type="spellStart"/>
-      <w:r>
-        <w:t>profile</w:t>
-      </w:r>
-      <w:proofErr w:type="spellEnd"/>
-      <w:r>
-        <w:t xml:space="preserve"> - профиль пользователя</w:t>
+        <w:t>GET /api/users/{user_id}/profile - профиль пользователя</w:t>
       </w:r>
     </w:p>
     <w:p>
@@ -5422,35 +4604,7 @@
         <w:rPr>
           <w:lang w:val="en-US"/>
         </w:rPr>
-        <w:t>GET /</w:t>
-      </w:r>
-      <w:proofErr w:type="spellStart"/>
-      <w:r>
-        <w:rPr>
-          <w:lang w:val="en-US"/>
-        </w:rPr>
-        <w:t>api</w:t>
-      </w:r>
-      <w:proofErr w:type="spellEnd"/>
-      <w:r>
-        <w:rPr>
-          <w:lang w:val="en-US"/>
-        </w:rPr>
-        <w:t>/groups/{</w:t>
-      </w:r>
-      <w:proofErr w:type="spellStart"/>
-      <w:r>
-        <w:rPr>
-          <w:lang w:val="en-US"/>
-        </w:rPr>
-        <w:t>group_id</w:t>
-      </w:r>
-      <w:proofErr w:type="spellEnd"/>
-      <w:r>
-        <w:rPr>
-          <w:lang w:val="en-US"/>
-        </w:rPr>
-        <w:t xml:space="preserve">}/schedule - </w:t>
+        <w:t xml:space="preserve">GET /api/groups/{group_id}/schedule - </w:t>
       </w:r>
       <w:r>
         <w:t>расписание</w:t>
@@ -5479,35 +4633,7 @@
         <w:rPr>
           <w:lang w:val="en-US"/>
         </w:rPr>
-        <w:t>GET /</w:t>
-      </w:r>
-      <w:proofErr w:type="spellStart"/>
-      <w:r>
-        <w:rPr>
-          <w:lang w:val="en-US"/>
-        </w:rPr>
-        <w:t>api</w:t>
-      </w:r>
-      <w:proofErr w:type="spellEnd"/>
-      <w:r>
-        <w:rPr>
-          <w:lang w:val="en-US"/>
-        </w:rPr>
-        <w:t>/homework/student/{</w:t>
-      </w:r>
-      <w:proofErr w:type="spellStart"/>
-      <w:r>
-        <w:rPr>
-          <w:lang w:val="en-US"/>
-        </w:rPr>
-        <w:t>student_id</w:t>
-      </w:r>
-      <w:proofErr w:type="spellEnd"/>
-      <w:r>
-        <w:rPr>
-          <w:lang w:val="en-US"/>
-        </w:rPr>
-        <w:t xml:space="preserve">} - </w:t>
+        <w:t xml:space="preserve">GET /api/homework/student/{student_id} - </w:t>
       </w:r>
       <w:r>
         <w:t>домашние</w:t>
@@ -5546,35 +4672,7 @@
           <w:lang w:val="en-US"/>
         </w:rPr>
         <w:lastRenderedPageBreak/>
-        <w:t>GET /</w:t>
-      </w:r>
-      <w:proofErr w:type="spellStart"/>
-      <w:r>
-        <w:rPr>
-          <w:lang w:val="en-US"/>
-        </w:rPr>
-        <w:t>api</w:t>
-      </w:r>
-      <w:proofErr w:type="spellEnd"/>
-      <w:r>
-        <w:rPr>
-          <w:lang w:val="en-US"/>
-        </w:rPr>
-        <w:t>/marks/student/{</w:t>
-      </w:r>
-      <w:proofErr w:type="spellStart"/>
-      <w:r>
-        <w:rPr>
-          <w:lang w:val="en-US"/>
-        </w:rPr>
-        <w:t>student_id</w:t>
-      </w:r>
-      <w:proofErr w:type="spellEnd"/>
-      <w:r>
-        <w:rPr>
-          <w:lang w:val="en-US"/>
-        </w:rPr>
-        <w:t xml:space="preserve">} - </w:t>
+        <w:t xml:space="preserve">GET /api/marks/student/{student_id} - </w:t>
       </w:r>
       <w:r>
         <w:t>оценки</w:t>
@@ -5603,35 +4701,7 @@
         <w:rPr>
           <w:lang w:val="en-US"/>
         </w:rPr>
-        <w:t>GET /</w:t>
-      </w:r>
-      <w:proofErr w:type="spellStart"/>
-      <w:r>
-        <w:rPr>
-          <w:lang w:val="en-US"/>
-        </w:rPr>
-        <w:t>api</w:t>
-      </w:r>
-      <w:proofErr w:type="spellEnd"/>
-      <w:r>
-        <w:rPr>
-          <w:lang w:val="en-US"/>
-        </w:rPr>
-        <w:t>/attendance/student/{</w:t>
-      </w:r>
-      <w:proofErr w:type="spellStart"/>
-      <w:r>
-        <w:rPr>
-          <w:lang w:val="en-US"/>
-        </w:rPr>
-        <w:t>student_id</w:t>
-      </w:r>
-      <w:proofErr w:type="spellEnd"/>
-      <w:r>
-        <w:rPr>
-          <w:lang w:val="en-US"/>
-        </w:rPr>
-        <w:t xml:space="preserve">} - </w:t>
+        <w:t xml:space="preserve">GET /api/attendance/student/{student_id} - </w:t>
       </w:r>
       <w:r>
         <w:t>посещаемость</w:t>
@@ -5662,7 +4732,6 @@
       </w:r>
     </w:p>
     <w:p>
-      <w:proofErr w:type="spellStart"/>
       <w:r>
         <w:rPr>
           <w:b/>
@@ -5670,7 +4739,6 @@
         </w:rPr>
         <w:t>Endpoints</w:t>
       </w:r>
-      <w:proofErr w:type="spellEnd"/>
       <w:r>
         <w:t>:</w:t>
       </w:r>
@@ -5689,35 +4757,7 @@
         <w:rPr>
           <w:lang w:val="en-US"/>
         </w:rPr>
-        <w:t>GET /</w:t>
-      </w:r>
-      <w:proofErr w:type="spellStart"/>
-      <w:r>
-        <w:rPr>
-          <w:lang w:val="en-US"/>
-        </w:rPr>
-        <w:t>api</w:t>
-      </w:r>
-      <w:proofErr w:type="spellEnd"/>
-      <w:r>
-        <w:rPr>
-          <w:lang w:val="en-US"/>
-        </w:rPr>
-        <w:t>/notifications/pending/{</w:t>
-      </w:r>
-      <w:proofErr w:type="spellStart"/>
-      <w:r>
-        <w:rPr>
-          <w:lang w:val="en-US"/>
-        </w:rPr>
-        <w:t>user_id</w:t>
-      </w:r>
-      <w:proofErr w:type="spellEnd"/>
-      <w:r>
-        <w:rPr>
-          <w:lang w:val="en-US"/>
-        </w:rPr>
-        <w:t xml:space="preserve">} - </w:t>
+        <w:t xml:space="preserve">GET /api/notifications/pending/{user_id} - </w:t>
       </w:r>
       <w:r>
         <w:t>непрочитанные</w:t>
@@ -5757,15 +4797,7 @@
         </w:numPr>
       </w:pPr>
       <w:r>
-        <w:t xml:space="preserve">Возврат: массив уведомлений с флагом </w:t>
-      </w:r>
-      <w:proofErr w:type="spellStart"/>
-      <w:r>
-        <w:t>sent_to_telegram</w:t>
-      </w:r>
-      <w:proofErr w:type="spellEnd"/>
-      <w:r>
-        <w:t xml:space="preserve"> = 0</w:t>
+        <w:t>Возврат: массив уведомлений с флагом sent_to_telegram = 0</w:t>
       </w:r>
     </w:p>
     <w:p>
@@ -5782,21 +4814,7 @@
         <w:rPr>
           <w:lang w:val="en-US"/>
         </w:rPr>
-        <w:t>POST /</w:t>
-      </w:r>
-      <w:proofErr w:type="spellStart"/>
-      <w:r>
-        <w:rPr>
-          <w:lang w:val="en-US"/>
-        </w:rPr>
-        <w:t>api</w:t>
-      </w:r>
-      <w:proofErr w:type="spellEnd"/>
-      <w:r>
-        <w:rPr>
-          <w:lang w:val="en-US"/>
-        </w:rPr>
-        <w:t xml:space="preserve">/notifications/mark-telegram-sent - </w:t>
+        <w:t xml:space="preserve">POST /api/notifications/mark-telegram-sent - </w:t>
       </w:r>
       <w:r>
         <w:t>отметить</w:t>
@@ -5834,13 +4852,8 @@
         </w:numPr>
       </w:pPr>
       <w:r>
-        <w:t xml:space="preserve">Параметры: массив </w:t>
-      </w:r>
-      <w:proofErr w:type="spellStart"/>
-      <w:r>
-        <w:t>notification_ids</w:t>
-      </w:r>
-      <w:proofErr w:type="spellEnd"/>
+        <w:t>Параметры: массив notification_ids</w:t>
+      </w:r>
     </w:p>
     <w:p>
       <w:pPr>
@@ -5850,15 +4863,7 @@
         </w:numPr>
       </w:pPr>
       <w:r>
-        <w:t xml:space="preserve">Действие: установка флага </w:t>
-      </w:r>
-      <w:proofErr w:type="spellStart"/>
-      <w:r>
-        <w:t>sent_to_telegram</w:t>
-      </w:r>
-      <w:proofErr w:type="spellEnd"/>
-      <w:r>
-        <w:t xml:space="preserve"> = 1</w:t>
+        <w:t>Действие: установка флага sent_to_telegram = 1</w:t>
       </w:r>
     </w:p>
     <w:p>
@@ -5877,7 +4882,6 @@
       </w:r>
     </w:p>
     <w:p>
-      <w:proofErr w:type="spellStart"/>
       <w:r>
         <w:rPr>
           <w:b/>
@@ -5885,7 +4889,6 @@
         </w:rPr>
         <w:t>Endpoints</w:t>
       </w:r>
-      <w:proofErr w:type="spellEnd"/>
       <w:r>
         <w:t>:</w:t>
       </w:r>
@@ -5898,31 +4901,7 @@
         </w:numPr>
       </w:pPr>
       <w:r>
-        <w:t>POST /</w:t>
-      </w:r>
-      <w:proofErr w:type="spellStart"/>
-      <w:r>
-        <w:t>api</w:t>
-      </w:r>
-      <w:proofErr w:type="spellEnd"/>
-      <w:r>
-        <w:t>/</w:t>
-      </w:r>
-      <w:proofErr w:type="spellStart"/>
-      <w:r>
-        <w:t>marks</w:t>
-      </w:r>
-      <w:proofErr w:type="spellEnd"/>
-      <w:r>
-        <w:t>/</w:t>
-      </w:r>
-      <w:proofErr w:type="spellStart"/>
-      <w:r>
-        <w:t>add</w:t>
-      </w:r>
-      <w:proofErr w:type="spellEnd"/>
-      <w:r>
-        <w:t xml:space="preserve"> - добавление оценки</w:t>
+        <w:t>POST /api/marks/add - добавление оценки</w:t>
       </w:r>
     </w:p>
     <w:p>
@@ -5939,21 +4918,7 @@
         <w:rPr>
           <w:lang w:val="en-US"/>
         </w:rPr>
-        <w:t>POST /</w:t>
-      </w:r>
-      <w:proofErr w:type="spellStart"/>
-      <w:r>
-        <w:rPr>
-          <w:lang w:val="en-US"/>
-        </w:rPr>
-        <w:t>api</w:t>
-      </w:r>
-      <w:proofErr w:type="spellEnd"/>
-      <w:r>
-        <w:rPr>
-          <w:lang w:val="en-US"/>
-        </w:rPr>
-        <w:t xml:space="preserve">/attendance/add - </w:t>
+        <w:t xml:space="preserve">POST /api/attendance/add - </w:t>
       </w:r>
       <w:r>
         <w:t>отметка</w:t>
@@ -5976,31 +4941,7 @@
         </w:numPr>
       </w:pPr>
       <w:r>
-        <w:t>PUT /</w:t>
-      </w:r>
-      <w:proofErr w:type="spellStart"/>
-      <w:r>
-        <w:t>api</w:t>
-      </w:r>
-      <w:proofErr w:type="spellEnd"/>
-      <w:r>
-        <w:t>/</w:t>
-      </w:r>
-      <w:proofErr w:type="spellStart"/>
-      <w:r>
-        <w:t>actual-lessons</w:t>
-      </w:r>
-      <w:proofErr w:type="spellEnd"/>
-      <w:r>
-        <w:t>/{</w:t>
-      </w:r>
-      <w:proofErr w:type="spellStart"/>
-      <w:r>
-        <w:t>id</w:t>
-      </w:r>
-      <w:proofErr w:type="spellEnd"/>
-      <w:r>
-        <w:t>} - обновление занятия (домашнее задание)</w:t>
+        <w:t>PUT /api/actual-lessons/{id} - обновление занятия (домашнее задание)</w:t>
       </w:r>
     </w:p>
     <w:p>
@@ -6019,7 +4960,6 @@
       </w:r>
     </w:p>
     <w:p>
-      <w:proofErr w:type="spellStart"/>
       <w:r>
         <w:rPr>
           <w:b/>
@@ -6027,7 +4967,6 @@
         </w:rPr>
         <w:t>Endpoints</w:t>
       </w:r>
-      <w:proofErr w:type="spellEnd"/>
       <w:r>
         <w:t>:</w:t>
       </w:r>
@@ -6046,35 +4985,7 @@
         <w:rPr>
           <w:lang w:val="en-US"/>
         </w:rPr>
-        <w:t>POST /</w:t>
-      </w:r>
-      <w:proofErr w:type="spellStart"/>
-      <w:r>
-        <w:rPr>
-          <w:lang w:val="en-US"/>
-        </w:rPr>
-        <w:t>api</w:t>
-      </w:r>
-      <w:proofErr w:type="spellEnd"/>
-      <w:r>
-        <w:rPr>
-          <w:lang w:val="en-US"/>
-        </w:rPr>
-        <w:t>/</w:t>
-      </w:r>
-      <w:proofErr w:type="spellStart"/>
-      <w:r>
-        <w:rPr>
-          <w:lang w:val="en-US"/>
-        </w:rPr>
-        <w:t>qr</w:t>
-      </w:r>
-      <w:proofErr w:type="spellEnd"/>
-      <w:r>
-        <w:rPr>
-          <w:lang w:val="en-US"/>
-        </w:rPr>
-        <w:t xml:space="preserve">-attendance/generate - </w:t>
+        <w:t xml:space="preserve">POST /api/qr-attendance/generate - </w:t>
       </w:r>
       <w:r>
         <w:t>генерация</w:t>
@@ -6112,21 +5023,8 @@
         </w:numPr>
       </w:pPr>
       <w:r>
-        <w:t xml:space="preserve">Параметры: </w:t>
-      </w:r>
-      <w:proofErr w:type="spellStart"/>
-      <w:r>
-        <w:t>lesson_id</w:t>
-      </w:r>
-      <w:proofErr w:type="spellEnd"/>
-      <w:r>
-        <w:t xml:space="preserve">, </w:t>
-      </w:r>
-      <w:proofErr w:type="spellStart"/>
-      <w:r>
-        <w:t>teacher_id</w:t>
-      </w:r>
-      <w:proofErr w:type="spellEnd"/>
+        <w:t>Параметры: lesson_id, teacher_id</w:t>
+      </w:r>
     </w:p>
     <w:p>
       <w:pPr>
@@ -6136,21 +5034,8 @@
         </w:numPr>
       </w:pPr>
       <w:r>
-        <w:t xml:space="preserve">Возврат: </w:t>
-      </w:r>
-      <w:proofErr w:type="spellStart"/>
-      <w:r>
-        <w:t>token</w:t>
-      </w:r>
-      <w:proofErr w:type="spellEnd"/>
-      <w:r>
-        <w:t xml:space="preserve">, </w:t>
-      </w:r>
-      <w:proofErr w:type="spellStart"/>
-      <w:r>
-        <w:t>expires_at</w:t>
-      </w:r>
-      <w:proofErr w:type="spellEnd"/>
+        <w:t>Возврат: token, expires_at</w:t>
+      </w:r>
     </w:p>
     <w:p>
       <w:pPr>
@@ -6166,35 +5051,7 @@
         <w:rPr>
           <w:lang w:val="en-US"/>
         </w:rPr>
-        <w:t>POST /</w:t>
-      </w:r>
-      <w:proofErr w:type="spellStart"/>
-      <w:r>
-        <w:rPr>
-          <w:lang w:val="en-US"/>
-        </w:rPr>
-        <w:t>api</w:t>
-      </w:r>
-      <w:proofErr w:type="spellEnd"/>
-      <w:r>
-        <w:rPr>
-          <w:lang w:val="en-US"/>
-        </w:rPr>
-        <w:t>/</w:t>
-      </w:r>
-      <w:proofErr w:type="spellStart"/>
-      <w:r>
-        <w:rPr>
-          <w:lang w:val="en-US"/>
-        </w:rPr>
-        <w:t>qr</w:t>
-      </w:r>
-      <w:proofErr w:type="spellEnd"/>
-      <w:r>
-        <w:rPr>
-          <w:lang w:val="en-US"/>
-        </w:rPr>
-        <w:t xml:space="preserve">-attendance/verify - </w:t>
+        <w:t xml:space="preserve">POST /api/qr-attendance/verify - </w:t>
       </w:r>
       <w:r>
         <w:t>проверка</w:t>
@@ -6223,21 +5080,8 @@
         </w:numPr>
       </w:pPr>
       <w:r>
-        <w:t xml:space="preserve">Параметры: </w:t>
-      </w:r>
-      <w:proofErr w:type="spellStart"/>
-      <w:r>
-        <w:t>token</w:t>
-      </w:r>
-      <w:proofErr w:type="spellEnd"/>
-      <w:r>
-        <w:t xml:space="preserve">, </w:t>
-      </w:r>
-      <w:proofErr w:type="spellStart"/>
-      <w:r>
-        <w:t>student_id</w:t>
-      </w:r>
-      <w:proofErr w:type="spellEnd"/>
+        <w:t>Параметры: token, student_id</w:t>
+      </w:r>
     </w:p>
     <w:p>
       <w:pPr>
@@ -6264,35 +5108,7 @@
         <w:rPr>
           <w:lang w:val="en-US"/>
         </w:rPr>
-        <w:t>POST /</w:t>
-      </w:r>
-      <w:proofErr w:type="spellStart"/>
-      <w:r>
-        <w:rPr>
-          <w:lang w:val="en-US"/>
-        </w:rPr>
-        <w:t>api</w:t>
-      </w:r>
-      <w:proofErr w:type="spellEnd"/>
-      <w:r>
-        <w:rPr>
-          <w:lang w:val="en-US"/>
-        </w:rPr>
-        <w:t>/</w:t>
-      </w:r>
-      <w:proofErr w:type="spellStart"/>
-      <w:r>
-        <w:rPr>
-          <w:lang w:val="en-US"/>
-        </w:rPr>
-        <w:t>qr</w:t>
-      </w:r>
-      <w:proofErr w:type="spellEnd"/>
-      <w:r>
-        <w:rPr>
-          <w:lang w:val="en-US"/>
-        </w:rPr>
-        <w:t xml:space="preserve">-attendance/mark - </w:t>
+        <w:t xml:space="preserve">POST /api/qr-attendance/mark - </w:t>
       </w:r>
       <w:r>
         <w:t>отметка</w:t>
@@ -6330,21 +5146,8 @@
         </w:numPr>
       </w:pPr>
       <w:r>
-        <w:t xml:space="preserve">Параметры: </w:t>
-      </w:r>
-      <w:proofErr w:type="spellStart"/>
-      <w:r>
-        <w:t>token</w:t>
-      </w:r>
-      <w:proofErr w:type="spellEnd"/>
-      <w:r>
-        <w:t xml:space="preserve">, </w:t>
-      </w:r>
-      <w:proofErr w:type="spellStart"/>
-      <w:r>
-        <w:t>student_id</w:t>
-      </w:r>
-      <w:proofErr w:type="spellEnd"/>
+        <w:t>Параметры: token, student_id</w:t>
+      </w:r>
     </w:p>
     <w:p>
       <w:pPr>
@@ -6415,15 +5218,7 @@
         </w:numPr>
       </w:pPr>
       <w:r>
-        <w:t xml:space="preserve">Rate </w:t>
-      </w:r>
-      <w:proofErr w:type="spellStart"/>
-      <w:r>
-        <w:t>limiting</w:t>
-      </w:r>
-      <w:proofErr w:type="spellEnd"/>
-      <w:r>
-        <w:t xml:space="preserve"> для предотвращения злоупотреблений</w:t>
+        <w:t>Rate limiting для предотвращения злоупотреблений</w:t>
       </w:r>
     </w:p>
     <w:p>
@@ -6434,13 +5229,8 @@
         </w:numPr>
       </w:pPr>
       <w:r>
-        <w:t xml:space="preserve">Логирование всех действий </w:t>
-      </w:r>
-      <w:proofErr w:type="gramStart"/>
-      <w:r>
-        <w:t>через бота</w:t>
-      </w:r>
-      <w:proofErr w:type="gramEnd"/>
+        <w:t>Логирование всех действий через бота</w:t>
+      </w:r>
     </w:p>
     <w:p>
       <w:r>
@@ -6516,13 +5306,8 @@
           <w:numId w:val="59"/>
         </w:numPr>
       </w:pPr>
-      <w:proofErr w:type="spellStart"/>
-      <w:r>
-        <w:t>Невалидный</w:t>
-      </w:r>
-      <w:proofErr w:type="spellEnd"/>
-      <w:r>
-        <w:t xml:space="preserve"> токен</w:t>
+      <w:r>
+        <w:t>Невалидный токен</w:t>
       </w:r>
     </w:p>
     <w:p>
@@ -6934,13 +5719,8 @@
         <w:t>Команда</w:t>
       </w:r>
       <w:r>
-        <w:t>: /</w:t>
-      </w:r>
-      <w:proofErr w:type="spellStart"/>
-      <w:r>
-        <w:t>language</w:t>
-      </w:r>
-      <w:proofErr w:type="spellEnd"/>
+        <w:t>: /language</w:t>
+      </w:r>
     </w:p>
     <w:p>
       <w:r>
@@ -6972,13 +5752,8 @@
           <w:numId w:val="63"/>
         </w:numPr>
       </w:pPr>
-      <w:proofErr w:type="spellStart"/>
-      <w:r>
-        <w:t>Автоопределение</w:t>
-      </w:r>
-      <w:proofErr w:type="spellEnd"/>
-      <w:r>
-        <w:t xml:space="preserve"> языка по настройкам Telegram</w:t>
+      <w:r>
+        <w:t>Автоопределение языка по настройкам Telegram</w:t>
       </w:r>
     </w:p>
     <w:p>
@@ -7109,13 +5884,8 @@
         </w:rPr>
         <w:t>Описание</w:t>
       </w:r>
-      <w:proofErr w:type="gramStart"/>
-      <w:r>
-        <w:t>: Для</w:t>
-      </w:r>
-      <w:proofErr w:type="gramEnd"/>
-      <w:r>
-        <w:t xml:space="preserve"> отправки уведомлений большому количеству пользователей.</w:t>
+      <w:r>
+        <w:t>: Для отправки уведомлений большому количеству пользователей.</w:t>
       </w:r>
     </w:p>
     <w:p>
@@ -7148,13 +5918,8 @@
           <w:numId w:val="65"/>
         </w:numPr>
       </w:pPr>
-      <w:proofErr w:type="spellStart"/>
-      <w:r>
-        <w:t>Приоритизация</w:t>
-      </w:r>
-      <w:proofErr w:type="spellEnd"/>
-      <w:r>
-        <w:t xml:space="preserve"> уведомлений</w:t>
+      <w:r>
+        <w:t>Приоритизация уведомлений</w:t>
       </w:r>
     </w:p>
     <w:p>
@@ -7318,15 +6083,7 @@
         </w:numPr>
       </w:pPr>
       <w:r>
-        <w:t>Студент/преподаватель запускает бота (/</w:t>
-      </w:r>
-      <w:proofErr w:type="spellStart"/>
-      <w:r>
-        <w:t>start</w:t>
-      </w:r>
-      <w:proofErr w:type="spellEnd"/>
-      <w:r>
-        <w:t>)</w:t>
+        <w:t>Студент/преподаватель запускает бота (/start)</w:t>
       </w:r>
     </w:p>
     <w:p>
@@ -7370,15 +6127,7 @@
         </w:numPr>
       </w:pPr>
       <w:r>
-        <w:t>Предлагает ознакомиться с командами (/</w:t>
-      </w:r>
-      <w:proofErr w:type="spellStart"/>
-      <w:r>
-        <w:t>help</w:t>
-      </w:r>
-      <w:proofErr w:type="spellEnd"/>
-      <w:r>
-        <w:t>)</w:t>
+        <w:t>Предлагает ознакомиться с командами (/help)</w:t>
       </w:r>
     </w:p>
     <w:p>
@@ -7389,15 +6138,7 @@
         </w:numPr>
       </w:pPr>
       <w:r>
-        <w:t>Предлагает настроить уведомления (/</w:t>
-      </w:r>
-      <w:proofErr w:type="spellStart"/>
-      <w:r>
-        <w:t>settings</w:t>
-      </w:r>
-      <w:proofErr w:type="spellEnd"/>
-      <w:r>
-        <w:t>)</w:t>
+        <w:t>Предлагает настроить уведомления (/settings)</w:t>
       </w:r>
     </w:p>
     <w:p>
@@ -7496,13 +6237,8 @@
         </w:numPr>
       </w:pPr>
       <w:r>
-        <w:t>Преподаватель перед занятием: /</w:t>
-      </w:r>
-      <w:proofErr w:type="spellStart"/>
-      <w:r>
-        <w:t>qr_attendance</w:t>
-      </w:r>
-      <w:proofErr w:type="spellEnd"/>
+        <w:t>Преподаватель перед занятием: /qr_attendance</w:t>
+      </w:r>
     </w:p>
     <w:p>
       <w:pPr>
@@ -7616,15 +6352,7 @@
         </w:numPr>
       </w:pPr>
       <w:r>
-        <w:t>/</w:t>
-      </w:r>
-      <w:proofErr w:type="spellStart"/>
-      <w:r>
-        <w:t>grade</w:t>
-      </w:r>
-      <w:proofErr w:type="spellEnd"/>
-      <w:r>
-        <w:t xml:space="preserve"> Иванов 5 - если настроена текущая группа и предмет</w:t>
+        <w:t>/grade Иванов 5 - если настроена текущая группа и предмет</w:t>
       </w:r>
     </w:p>
     <w:p>
@@ -7789,15 +6517,7 @@
       </w:pPr>
       <w:r>
         <w:lastRenderedPageBreak/>
-        <w:t xml:space="preserve">Быстрое время отклика </w:t>
-      </w:r>
-      <w:proofErr w:type="gramStart"/>
-      <w:r>
-        <w:t>(&lt; 3</w:t>
-      </w:r>
-      <w:proofErr w:type="gramEnd"/>
-      <w:r>
-        <w:t xml:space="preserve"> секунд)</w:t>
+        <w:t>Быстрое время отклика (&lt; 3 секунд)</w:t>
       </w:r>
     </w:p>
     <w:p>
@@ -7807,21 +6527,8 @@
           <w:numId w:val="72"/>
         </w:numPr>
       </w:pPr>
-      <w:proofErr w:type="spellStart"/>
-      <w:r>
-        <w:t>Graceful</w:t>
-      </w:r>
-      <w:proofErr w:type="spellEnd"/>
-      <w:r>
-        <w:t xml:space="preserve"> </w:t>
-      </w:r>
-      <w:proofErr w:type="spellStart"/>
-      <w:r>
-        <w:t>degradation</w:t>
-      </w:r>
-      <w:proofErr w:type="spellEnd"/>
-      <w:r>
-        <w:t xml:space="preserve"> при проблемах с API</w:t>
+      <w:r>
+        <w:t>Graceful degradation при проблемах с API</w:t>
       </w:r>
     </w:p>
     <w:p>
@@ -8056,13 +6763,8 @@
         </w:numPr>
       </w:pPr>
       <w:r>
-        <w:t>Встроенная команда /</w:t>
-      </w:r>
-      <w:proofErr w:type="spellStart"/>
-      <w:r>
-        <w:t>feedback</w:t>
-      </w:r>
-      <w:proofErr w:type="spellEnd"/>
+        <w:t>Встроенная команда /feedback</w:t>
+      </w:r>
     </w:p>
     <w:p>
       <w:pPr>
@@ -8109,12 +6811,14 @@
         <w:rPr>
           <w:b/>
           <w:bCs/>
-        </w:rPr>
-      </w:pPr>
-      <w:r>
-        <w:rPr>
-          <w:b/>
-          <w:bCs/>
+          <w:lang w:val="en-US"/>
+        </w:rPr>
+      </w:pPr>
+      <w:r>
+        <w:rPr>
+          <w:b/>
+          <w:bCs/>
+          <w:lang w:val="en-US"/>
         </w:rPr>
         <w:t xml:space="preserve">15. </w:t>
       </w:r>
@@ -8125,6 +6829,14 @@
         </w:rPr>
         <w:t>Структура</w:t>
       </w:r>
+      <w:r>
+        <w:rPr>
+          <w:b/>
+          <w:bCs/>
+          <w:lang w:val="en-US"/>
+        </w:rPr>
+        <w:t xml:space="preserve"> (C#, .NET 8.0 (LTS), Visual Studio)</w:t>
+      </w:r>
     </w:p>
     <w:p>
       <w:pPr>
@@ -8151,7 +6863,6 @@
           <w:lang w:val="en-US"/>
         </w:rPr>
       </w:pPr>
-      <w:proofErr w:type="spellStart"/>
       <w:r>
         <w:rPr>
           <w:rFonts w:ascii="Consolas" w:hAnsi="Consolas"/>
@@ -8160,17 +6871,7 @@
           <w:lang w:val="en-US"/>
         </w:rPr>
         <w:lastRenderedPageBreak/>
-        <w:t>TeleKipish</w:t>
-      </w:r>
-      <w:proofErr w:type="spellEnd"/>
-      <w:r>
-        <w:rPr>
-          <w:rFonts w:ascii="Consolas" w:hAnsi="Consolas"/>
-          <w:b/>
-          <w:bCs/>
-          <w:lang w:val="en-US"/>
-        </w:rPr>
-        <w:t>/</w:t>
+        <w:t>TeleKipish/</w:t>
       </w:r>
     </w:p>
     <w:p>
@@ -8210,27 +6911,7 @@
           <w:bCs/>
           <w:lang w:val="en-US"/>
         </w:rPr>
-        <w:t xml:space="preserve">│   ├── </w:t>
-      </w:r>
-      <w:proofErr w:type="spellStart"/>
-      <w:r>
-        <w:rPr>
-          <w:rFonts w:ascii="Consolas" w:hAnsi="Consolas"/>
-          <w:b/>
-          <w:bCs/>
-          <w:lang w:val="en-US"/>
-        </w:rPr>
-        <w:t>BotClient.cs</w:t>
-      </w:r>
-      <w:proofErr w:type="spellEnd"/>
-      <w:r>
-        <w:rPr>
-          <w:rFonts w:ascii="Consolas" w:hAnsi="Consolas"/>
-          <w:b/>
-          <w:bCs/>
-          <w:lang w:val="en-US"/>
-        </w:rPr>
-        <w:t xml:space="preserve">           </w:t>
+        <w:t xml:space="preserve">│   ├── BotClient.cs           </w:t>
       </w:r>
     </w:p>
     <w:p>
@@ -8250,27 +6931,7 @@
           <w:bCs/>
           <w:lang w:val="en-US"/>
         </w:rPr>
-        <w:t xml:space="preserve">│   ├── </w:t>
-      </w:r>
-      <w:proofErr w:type="spellStart"/>
-      <w:r>
-        <w:rPr>
-          <w:rFonts w:ascii="Consolas" w:hAnsi="Consolas"/>
-          <w:b/>
-          <w:bCs/>
-          <w:lang w:val="en-US"/>
-        </w:rPr>
-        <w:t>NotificationService.cs</w:t>
-      </w:r>
-      <w:proofErr w:type="spellEnd"/>
-      <w:r>
-        <w:rPr>
-          <w:rFonts w:ascii="Consolas" w:hAnsi="Consolas"/>
-          <w:b/>
-          <w:bCs/>
-          <w:lang w:val="en-US"/>
-        </w:rPr>
-        <w:t xml:space="preserve"> </w:t>
+        <w:t xml:space="preserve">│   ├── NotificationService.cs </w:t>
       </w:r>
     </w:p>
     <w:p>
@@ -8290,27 +6951,7 @@
           <w:bCs/>
           <w:lang w:val="en-US"/>
         </w:rPr>
-        <w:t xml:space="preserve">│   ├── </w:t>
-      </w:r>
-      <w:proofErr w:type="spellStart"/>
-      <w:r>
-        <w:rPr>
-          <w:rFonts w:ascii="Consolas" w:hAnsi="Consolas"/>
-          <w:b/>
-          <w:bCs/>
-          <w:lang w:val="en-US"/>
-        </w:rPr>
-        <w:t>AuthService.cs</w:t>
-      </w:r>
-      <w:proofErr w:type="spellEnd"/>
-      <w:r>
-        <w:rPr>
-          <w:rFonts w:ascii="Consolas" w:hAnsi="Consolas"/>
-          <w:b/>
-          <w:bCs/>
-          <w:lang w:val="en-US"/>
-        </w:rPr>
-        <w:t xml:space="preserve">         </w:t>
+        <w:t xml:space="preserve">│   ├── AuthService.cs         </w:t>
       </w:r>
     </w:p>
     <w:p>
@@ -8330,27 +6971,7 @@
           <w:bCs/>
           <w:lang w:val="en-US"/>
         </w:rPr>
-        <w:t xml:space="preserve">│   ├── </w:t>
-      </w:r>
-      <w:proofErr w:type="spellStart"/>
-      <w:r>
-        <w:rPr>
-          <w:rFonts w:ascii="Consolas" w:hAnsi="Consolas"/>
-          <w:b/>
-          <w:bCs/>
-          <w:lang w:val="en-US"/>
-        </w:rPr>
-        <w:t>CommandHandler.cs</w:t>
-      </w:r>
-      <w:proofErr w:type="spellEnd"/>
-      <w:r>
-        <w:rPr>
-          <w:rFonts w:ascii="Consolas" w:hAnsi="Consolas"/>
-          <w:b/>
-          <w:bCs/>
-          <w:lang w:val="en-US"/>
-        </w:rPr>
-        <w:t xml:space="preserve">    </w:t>
+        <w:t xml:space="preserve">│   ├── CommandHandler.cs    </w:t>
       </w:r>
     </w:p>
     <w:p>
@@ -8370,27 +6991,7 @@
           <w:bCs/>
           <w:lang w:val="en-US"/>
         </w:rPr>
-        <w:t xml:space="preserve">│   └── </w:t>
-      </w:r>
-      <w:proofErr w:type="spellStart"/>
-      <w:r>
-        <w:rPr>
-          <w:rFonts w:ascii="Consolas" w:hAnsi="Consolas"/>
-          <w:b/>
-          <w:bCs/>
-          <w:lang w:val="en-US"/>
-        </w:rPr>
-        <w:t>Config.cs</w:t>
-      </w:r>
-      <w:proofErr w:type="spellEnd"/>
-      <w:r>
-        <w:rPr>
-          <w:rFonts w:ascii="Consolas" w:hAnsi="Consolas"/>
-          <w:b/>
-          <w:bCs/>
-          <w:lang w:val="en-US"/>
-        </w:rPr>
-        <w:t xml:space="preserve">            </w:t>
+        <w:t xml:space="preserve">│   └── Config.cs            </w:t>
       </w:r>
     </w:p>
     <w:p>
@@ -8430,27 +7031,7 @@
           <w:bCs/>
           <w:lang w:val="en-US"/>
         </w:rPr>
-        <w:t xml:space="preserve">│   ├── </w:t>
-      </w:r>
-      <w:proofErr w:type="spellStart"/>
-      <w:r>
-        <w:rPr>
-          <w:rFonts w:ascii="Consolas" w:hAnsi="Consolas"/>
-          <w:b/>
-          <w:bCs/>
-          <w:lang w:val="en-US"/>
-        </w:rPr>
-        <w:t>UserService.cs</w:t>
-      </w:r>
-      <w:proofErr w:type="spellEnd"/>
-      <w:r>
-        <w:rPr>
-          <w:rFonts w:ascii="Consolas" w:hAnsi="Consolas"/>
-          <w:b/>
-          <w:bCs/>
-          <w:lang w:val="en-US"/>
-        </w:rPr>
-        <w:t xml:space="preserve">       </w:t>
+        <w:t xml:space="preserve">│   ├── UserService.cs       </w:t>
       </w:r>
     </w:p>
     <w:p>
@@ -8470,27 +7051,7 @@
           <w:bCs/>
           <w:lang w:val="en-US"/>
         </w:rPr>
-        <w:t xml:space="preserve">│   ├── </w:t>
-      </w:r>
-      <w:proofErr w:type="spellStart"/>
-      <w:r>
-        <w:rPr>
-          <w:rFonts w:ascii="Consolas" w:hAnsi="Consolas"/>
-          <w:b/>
-          <w:bCs/>
-          <w:lang w:val="en-US"/>
-        </w:rPr>
-        <w:t>EventService.cs</w:t>
-      </w:r>
-      <w:proofErr w:type="spellEnd"/>
-      <w:r>
-        <w:rPr>
-          <w:rFonts w:ascii="Consolas" w:hAnsi="Consolas"/>
-          <w:b/>
-          <w:bCs/>
-          <w:lang w:val="en-US"/>
-        </w:rPr>
-        <w:t xml:space="preserve">      </w:t>
+        <w:t xml:space="preserve">│   ├── EventService.cs      </w:t>
       </w:r>
     </w:p>
     <w:p>
@@ -8510,27 +7071,7 @@
           <w:bCs/>
           <w:lang w:val="en-US"/>
         </w:rPr>
-        <w:t xml:space="preserve">│   ├── </w:t>
-      </w:r>
-      <w:proofErr w:type="spellStart"/>
-      <w:r>
-        <w:rPr>
-          <w:rFonts w:ascii="Consolas" w:hAnsi="Consolas"/>
-          <w:b/>
-          <w:bCs/>
-          <w:lang w:val="en-US"/>
-        </w:rPr>
-        <w:t>GradeService.cs</w:t>
-      </w:r>
-      <w:proofErr w:type="spellEnd"/>
-      <w:r>
-        <w:rPr>
-          <w:rFonts w:ascii="Consolas" w:hAnsi="Consolas"/>
-          <w:b/>
-          <w:bCs/>
-          <w:lang w:val="en-US"/>
-        </w:rPr>
-        <w:t xml:space="preserve">      </w:t>
+        <w:t xml:space="preserve">│   ├── GradeService.cs      </w:t>
       </w:r>
     </w:p>
     <w:p>
@@ -8550,27 +7091,7 @@
           <w:bCs/>
           <w:lang w:val="en-US"/>
         </w:rPr>
-        <w:t xml:space="preserve">│   ├── </w:t>
-      </w:r>
-      <w:proofErr w:type="spellStart"/>
-      <w:r>
-        <w:rPr>
-          <w:rFonts w:ascii="Consolas" w:hAnsi="Consolas"/>
-          <w:b/>
-          <w:bCs/>
-          <w:lang w:val="en-US"/>
-        </w:rPr>
-        <w:t>AttendanceService.cs</w:t>
-      </w:r>
-      <w:proofErr w:type="spellEnd"/>
-      <w:r>
-        <w:rPr>
-          <w:rFonts w:ascii="Consolas" w:hAnsi="Consolas"/>
-          <w:b/>
-          <w:bCs/>
-          <w:lang w:val="en-US"/>
-        </w:rPr>
-        <w:t xml:space="preserve"> </w:t>
+        <w:t xml:space="preserve">│   ├── AttendanceService.cs </w:t>
       </w:r>
     </w:p>
     <w:p>
@@ -8590,27 +7111,7 @@
           <w:bCs/>
           <w:lang w:val="en-US"/>
         </w:rPr>
-        <w:t xml:space="preserve">│   └── </w:t>
-      </w:r>
-      <w:proofErr w:type="spellStart"/>
-      <w:r>
-        <w:rPr>
-          <w:rFonts w:ascii="Consolas" w:hAnsi="Consolas"/>
-          <w:b/>
-          <w:bCs/>
-          <w:lang w:val="en-US"/>
-        </w:rPr>
-        <w:t>NotificationService.cs</w:t>
-      </w:r>
-      <w:proofErr w:type="spellEnd"/>
-      <w:r>
-        <w:rPr>
-          <w:rFonts w:ascii="Consolas" w:hAnsi="Consolas"/>
-          <w:b/>
-          <w:bCs/>
-          <w:lang w:val="en-US"/>
-        </w:rPr>
-        <w:t xml:space="preserve"> </w:t>
+        <w:t xml:space="preserve">│   └── NotificationService.cs </w:t>
       </w:r>
     </w:p>
     <w:p>
@@ -8650,27 +7151,7 @@
           <w:bCs/>
           <w:lang w:val="en-US"/>
         </w:rPr>
-        <w:t xml:space="preserve">│   ├── </w:t>
-      </w:r>
-      <w:proofErr w:type="spellStart"/>
-      <w:r>
-        <w:rPr>
-          <w:rFonts w:ascii="Consolas" w:hAnsi="Consolas"/>
-          <w:b/>
-          <w:bCs/>
-          <w:lang w:val="en-US"/>
-        </w:rPr>
-        <w:t>User.cs</w:t>
-      </w:r>
-      <w:proofErr w:type="spellEnd"/>
-      <w:r>
-        <w:rPr>
-          <w:rFonts w:ascii="Consolas" w:hAnsi="Consolas"/>
-          <w:b/>
-          <w:bCs/>
-          <w:lang w:val="en-US"/>
-        </w:rPr>
-        <w:t xml:space="preserve">              </w:t>
+        <w:t xml:space="preserve">│   ├── User.cs              </w:t>
       </w:r>
     </w:p>
     <w:p>
@@ -8690,27 +7171,7 @@
           <w:bCs/>
           <w:lang w:val="en-US"/>
         </w:rPr>
-        <w:t xml:space="preserve">│   ├── </w:t>
-      </w:r>
-      <w:proofErr w:type="spellStart"/>
-      <w:r>
-        <w:rPr>
-          <w:rFonts w:ascii="Consolas" w:hAnsi="Consolas"/>
-          <w:b/>
-          <w:bCs/>
-          <w:lang w:val="en-US"/>
-        </w:rPr>
-        <w:t>Event.cs</w:t>
-      </w:r>
-      <w:proofErr w:type="spellEnd"/>
-      <w:r>
-        <w:rPr>
-          <w:rFonts w:ascii="Consolas" w:hAnsi="Consolas"/>
-          <w:b/>
-          <w:bCs/>
-          <w:lang w:val="en-US"/>
-        </w:rPr>
-        <w:t xml:space="preserve">             </w:t>
+        <w:t xml:space="preserve">│   ├── Event.cs             </w:t>
       </w:r>
     </w:p>
     <w:p>
@@ -8730,27 +7191,7 @@
           <w:bCs/>
           <w:lang w:val="en-US"/>
         </w:rPr>
-        <w:t xml:space="preserve">│   ├── </w:t>
-      </w:r>
-      <w:proofErr w:type="spellStart"/>
-      <w:r>
-        <w:rPr>
-          <w:rFonts w:ascii="Consolas" w:hAnsi="Consolas"/>
-          <w:b/>
-          <w:bCs/>
-          <w:lang w:val="en-US"/>
-        </w:rPr>
-        <w:t>Notification.cs</w:t>
-      </w:r>
-      <w:proofErr w:type="spellEnd"/>
-      <w:r>
-        <w:rPr>
-          <w:rFonts w:ascii="Consolas" w:hAnsi="Consolas"/>
-          <w:b/>
-          <w:bCs/>
-          <w:lang w:val="en-US"/>
-        </w:rPr>
-        <w:t xml:space="preserve">      </w:t>
+        <w:t xml:space="preserve">│   ├── Notification.cs      </w:t>
       </w:r>
     </w:p>
     <w:p>
@@ -8770,27 +7211,7 @@
           <w:bCs/>
           <w:lang w:val="en-US"/>
         </w:rPr>
-        <w:t xml:space="preserve">│   ├── </w:t>
-      </w:r>
-      <w:proofErr w:type="spellStart"/>
-      <w:r>
-        <w:rPr>
-          <w:rFonts w:ascii="Consolas" w:hAnsi="Consolas"/>
-          <w:b/>
-          <w:bCs/>
-          <w:lang w:val="en-US"/>
-        </w:rPr>
-        <w:t>Grade.cs</w:t>
-      </w:r>
-      <w:proofErr w:type="spellEnd"/>
-      <w:r>
-        <w:rPr>
-          <w:rFonts w:ascii="Consolas" w:hAnsi="Consolas"/>
-          <w:b/>
-          <w:bCs/>
-          <w:lang w:val="en-US"/>
-        </w:rPr>
-        <w:t xml:space="preserve">             </w:t>
+        <w:t xml:space="preserve">│   ├── Grade.cs             </w:t>
       </w:r>
     </w:p>
     <w:p>
@@ -8800,37 +7221,16 @@
           <w:rFonts w:ascii="Consolas" w:hAnsi="Consolas"/>
           <w:b/>
           <w:bCs/>
-          <w:lang w:val="en-US"/>
-        </w:rPr>
-      </w:pPr>
-      <w:r>
-        <w:rPr>
-          <w:rFonts w:ascii="Consolas" w:hAnsi="Consolas"/>
-          <w:b/>
-          <w:bCs/>
-          <w:lang w:val="en-US"/>
-        </w:rPr>
-        <w:t xml:space="preserve">│   ├── </w:t>
-      </w:r>
-      <w:proofErr w:type="spellStart"/>
-      <w:r>
-        <w:rPr>
-          <w:rFonts w:ascii="Consolas" w:hAnsi="Consolas"/>
-          <w:b/>
-          <w:bCs/>
-          <w:lang w:val="en-US"/>
-        </w:rPr>
-        <w:t>Attendance.cs</w:t>
-      </w:r>
-      <w:proofErr w:type="spellEnd"/>
-      <w:r>
-        <w:rPr>
-          <w:rFonts w:ascii="Consolas" w:hAnsi="Consolas"/>
-          <w:b/>
-          <w:bCs/>
-          <w:lang w:val="en-US"/>
-        </w:rPr>
-        <w:t xml:space="preserve">        </w:t>
+        </w:rPr>
+      </w:pPr>
+      <w:r>
+        <w:rPr>
+          <w:rFonts w:ascii="Consolas" w:hAnsi="Consolas"/>
+          <w:b/>
+          <w:bCs/>
+          <w:lang w:val="en-US"/>
+        </w:rPr>
+        <w:t xml:space="preserve">│   ├── Attendance.cs        </w:t>
       </w:r>
     </w:p>
     <w:p>
@@ -8850,27 +7250,7 @@
           <w:bCs/>
           <w:lang w:val="en-US"/>
         </w:rPr>
-        <w:t xml:space="preserve">│   └── </w:t>
-      </w:r>
-      <w:proofErr w:type="spellStart"/>
-      <w:r>
-        <w:rPr>
-          <w:rFonts w:ascii="Consolas" w:hAnsi="Consolas"/>
-          <w:b/>
-          <w:bCs/>
-          <w:lang w:val="en-US"/>
-        </w:rPr>
-        <w:t>TelegramLink.cs</w:t>
-      </w:r>
-      <w:proofErr w:type="spellEnd"/>
-      <w:r>
-        <w:rPr>
-          <w:rFonts w:ascii="Consolas" w:hAnsi="Consolas"/>
-          <w:b/>
-          <w:bCs/>
-          <w:lang w:val="en-US"/>
-        </w:rPr>
-        <w:t xml:space="preserve">      </w:t>
+        <w:t xml:space="preserve">│   └── TelegramLink.cs      </w:t>
       </w:r>
     </w:p>
     <w:p>
@@ -8910,27 +7290,7 @@
           <w:bCs/>
           <w:lang w:val="en-US"/>
         </w:rPr>
-        <w:t xml:space="preserve">│   ├── </w:t>
-      </w:r>
-      <w:proofErr w:type="spellStart"/>
-      <w:r>
-        <w:rPr>
-          <w:rFonts w:ascii="Consolas" w:hAnsi="Consolas"/>
-          <w:b/>
-          <w:bCs/>
-          <w:lang w:val="en-US"/>
-        </w:rPr>
-        <w:t>DatabaseService.cs</w:t>
-      </w:r>
-      <w:proofErr w:type="spellEnd"/>
-      <w:r>
-        <w:rPr>
-          <w:rFonts w:ascii="Consolas" w:hAnsi="Consolas"/>
-          <w:b/>
-          <w:bCs/>
-          <w:lang w:val="en-US"/>
-        </w:rPr>
-        <w:t xml:space="preserve">   </w:t>
+        <w:t xml:space="preserve">│   ├── DatabaseService.cs   </w:t>
       </w:r>
     </w:p>
     <w:p>
@@ -8950,27 +7310,7 @@
           <w:bCs/>
           <w:lang w:val="en-US"/>
         </w:rPr>
-        <w:t xml:space="preserve">│   └── </w:t>
-      </w:r>
-      <w:proofErr w:type="spellStart"/>
-      <w:r>
-        <w:rPr>
-          <w:rFonts w:ascii="Consolas" w:hAnsi="Consolas"/>
-          <w:b/>
-          <w:bCs/>
-          <w:lang w:val="en-US"/>
-        </w:rPr>
-        <w:t>DataSeeder.cs</w:t>
-      </w:r>
-      <w:proofErr w:type="spellEnd"/>
-      <w:r>
-        <w:rPr>
-          <w:rFonts w:ascii="Consolas" w:hAnsi="Consolas"/>
-          <w:b/>
-          <w:bCs/>
-          <w:lang w:val="en-US"/>
-        </w:rPr>
-        <w:t xml:space="preserve">        </w:t>
+        <w:t xml:space="preserve">│   └── DataSeeder.cs        </w:t>
       </w:r>
     </w:p>
     <w:p>
@@ -9010,27 +7350,7 @@
           <w:bCs/>
           <w:lang w:val="en-US"/>
         </w:rPr>
-        <w:t xml:space="preserve">│   ├── </w:t>
-      </w:r>
-      <w:proofErr w:type="spellStart"/>
-      <w:r>
-        <w:rPr>
-          <w:rFonts w:ascii="Consolas" w:hAnsi="Consolas"/>
-          <w:b/>
-          <w:bCs/>
-          <w:lang w:val="en-US"/>
-        </w:rPr>
-        <w:t>Logger.cs</w:t>
-      </w:r>
-      <w:proofErr w:type="spellEnd"/>
-      <w:r>
-        <w:rPr>
-          <w:rFonts w:ascii="Consolas" w:hAnsi="Consolas"/>
-          <w:b/>
-          <w:bCs/>
-          <w:lang w:val="en-US"/>
-        </w:rPr>
-        <w:t xml:space="preserve">            </w:t>
+        <w:t xml:space="preserve">│   ├── Logger.cs            </w:t>
       </w:r>
     </w:p>
     <w:p>
@@ -9050,27 +7370,7 @@
           <w:bCs/>
           <w:lang w:val="en-US"/>
         </w:rPr>
-        <w:t xml:space="preserve">│   ├── </w:t>
-      </w:r>
-      <w:proofErr w:type="spellStart"/>
-      <w:r>
-        <w:rPr>
-          <w:rFonts w:ascii="Consolas" w:hAnsi="Consolas"/>
-          <w:b/>
-          <w:bCs/>
-          <w:lang w:val="en-US"/>
-        </w:rPr>
-        <w:t>TokenHelper.cs</w:t>
-      </w:r>
-      <w:proofErr w:type="spellEnd"/>
-      <w:r>
-        <w:rPr>
-          <w:rFonts w:ascii="Consolas" w:hAnsi="Consolas"/>
-          <w:b/>
-          <w:bCs/>
-          <w:lang w:val="en-US"/>
-        </w:rPr>
-        <w:t xml:space="preserve">       </w:t>
+        <w:t xml:space="preserve">│   ├── TokenHelper.cs       </w:t>
       </w:r>
     </w:p>
     <w:p>
@@ -9090,27 +7390,7 @@
           <w:bCs/>
           <w:lang w:val="en-US"/>
         </w:rPr>
-        <w:t xml:space="preserve">│   ├── </w:t>
-      </w:r>
-      <w:proofErr w:type="spellStart"/>
-      <w:r>
-        <w:rPr>
-          <w:rFonts w:ascii="Consolas" w:hAnsi="Consolas"/>
-          <w:b/>
-          <w:bCs/>
-          <w:lang w:val="en-US"/>
-        </w:rPr>
-        <w:t>QRCodeHelper.cs</w:t>
-      </w:r>
-      <w:proofErr w:type="spellEnd"/>
-      <w:r>
-        <w:rPr>
-          <w:rFonts w:ascii="Consolas" w:hAnsi="Consolas"/>
-          <w:b/>
-          <w:bCs/>
-          <w:lang w:val="en-US"/>
-        </w:rPr>
-        <w:t xml:space="preserve">      </w:t>
+        <w:t xml:space="preserve">│   ├── QRCodeHelper.cs      </w:t>
       </w:r>
     </w:p>
     <w:p>
@@ -9129,60 +7409,1849 @@
           <w:b/>
           <w:bCs/>
         </w:rPr>
-        <w:t xml:space="preserve">│   └── </w:t>
-      </w:r>
-      <w:proofErr w:type="spellStart"/>
-      <w:r>
-        <w:rPr>
-          <w:rFonts w:ascii="Consolas" w:hAnsi="Consolas"/>
-          <w:b/>
-          <w:bCs/>
-        </w:rPr>
-        <w:t>DateHelper.cs</w:t>
-      </w:r>
-      <w:proofErr w:type="spellEnd"/>
-      <w:r>
-        <w:rPr>
-          <w:rFonts w:ascii="Consolas" w:hAnsi="Consolas"/>
-          <w:b/>
-          <w:bCs/>
-        </w:rPr>
-        <w:t xml:space="preserve">        </w:t>
+        <w:t xml:space="preserve">│   └── DateHelper.cs        </w:t>
       </w:r>
     </w:p>
     <w:p>
       <w:pPr>
         <w:spacing w:line="240" w:lineRule="auto"/>
         <w:rPr>
-          <w:b/>
-          <w:bCs/>
-        </w:rPr>
-      </w:pPr>
-      <w:r>
-        <w:rPr>
-          <w:rFonts w:ascii="Consolas" w:hAnsi="Consolas"/>
-          <w:b/>
-          <w:bCs/>
-        </w:rPr>
-        <w:t xml:space="preserve">└── </w:t>
-      </w:r>
-      <w:proofErr w:type="spellStart"/>
-      <w:r>
-        <w:rPr>
-          <w:rFonts w:ascii="Consolas" w:hAnsi="Consolas"/>
-          <w:b/>
-          <w:bCs/>
-        </w:rPr>
-        <w:t>Program.cs</w:t>
-      </w:r>
-      <w:proofErr w:type="spellEnd"/>
-      <w:r>
-        <w:rPr>
-          <w:rFonts w:ascii="Consolas" w:hAnsi="Consolas"/>
-          <w:b/>
-          <w:bCs/>
-        </w:rPr>
-        <w:t xml:space="preserve">               </w:t>
+          <w:rFonts w:ascii="Consolas" w:hAnsi="Consolas"/>
+          <w:b/>
+          <w:bCs/>
+          <w:lang w:val="en-US"/>
+        </w:rPr>
+      </w:pPr>
+      <w:r>
+        <w:rPr>
+          <w:rFonts w:ascii="Consolas" w:hAnsi="Consolas"/>
+          <w:b/>
+          <w:bCs/>
+        </w:rPr>
+        <w:t>└── Program.</w:t>
+      </w:r>
+      <w:r>
+        <w:rPr>
+          <w:rFonts w:ascii="Consolas" w:hAnsi="Consolas"/>
+          <w:b/>
+          <w:bCs/>
+          <w:lang w:val="en-US"/>
+        </w:rPr>
+        <w:t>cs</w:t>
+      </w:r>
+    </w:p>
+    <w:p>
+      <w:pPr>
+        <w:rPr>
+          <w:rFonts w:ascii="Consolas" w:hAnsi="Consolas"/>
+          <w:b/>
+          <w:bCs/>
+          <w:lang w:val="en-US"/>
+        </w:rPr>
+      </w:pPr>
+      <w:r>
+        <w:rPr>
+          <w:rFonts w:ascii="Consolas" w:hAnsi="Consolas"/>
+          <w:b/>
+          <w:bCs/>
+          <w:lang w:val="en-US"/>
+        </w:rPr>
+        <w:br w:type="page"/>
+      </w:r>
+    </w:p>
+    <w:p>
+      <w:pPr>
+        <w:spacing w:line="240" w:lineRule="auto"/>
+        <w:rPr>
+          <w:rFonts w:ascii="Consolas" w:hAnsi="Consolas"/>
+          <w:b/>
+          <w:bCs/>
+        </w:rPr>
+      </w:pPr>
+      <w:r>
+        <w:rPr>
+          <w:rFonts w:ascii="Consolas" w:hAnsi="Consolas"/>
+          <w:b/>
+          <w:bCs/>
+        </w:rPr>
+        <w:lastRenderedPageBreak/>
+        <w:t>Относительные пути ко всем файлам проекта</w:t>
+      </w:r>
+      <w:r>
+        <w:rPr>
+          <w:rFonts w:ascii="Consolas" w:hAnsi="Consolas"/>
+          <w:b/>
+          <w:bCs/>
+        </w:rPr>
+        <w:br/>
+      </w:r>
+      <w:r>
+        <w:rPr>
+          <w:rFonts w:ascii="Consolas" w:hAnsi="Consolas"/>
+          <w:b/>
+          <w:bCs/>
+          <w:lang w:val="en-US"/>
+        </w:rPr>
+        <w:t>kipcalendar</w:t>
+      </w:r>
+      <w:r>
+        <w:rPr>
+          <w:rFonts w:ascii="Consolas" w:hAnsi="Consolas"/>
+          <w:b/>
+          <w:bCs/>
+        </w:rPr>
+        <w:t>_</w:t>
+      </w:r>
+      <w:r>
+        <w:rPr>
+          <w:rFonts w:ascii="Consolas" w:hAnsi="Consolas"/>
+          <w:b/>
+          <w:bCs/>
+          <w:lang w:val="en-US"/>
+        </w:rPr>
+        <w:t>temple</w:t>
+      </w:r>
+    </w:p>
+    <w:p>
+      <w:pPr>
+        <w:spacing w:line="240" w:lineRule="auto"/>
+        <w:rPr>
+          <w:rFonts w:ascii="Consolas" w:hAnsi="Consolas"/>
+          <w:b/>
+          <w:bCs/>
+          <w:lang w:val="en-US"/>
+        </w:rPr>
+      </w:pPr>
+      <w:r>
+        <w:rPr>
+          <w:rFonts w:ascii="Consolas" w:hAnsi="Consolas"/>
+          <w:b/>
+          <w:bCs/>
+          <w:lang w:val="en-US"/>
+        </w:rPr>
+        <w:t>kipcalendar_temple\backend</w:t>
+      </w:r>
+    </w:p>
+    <w:p>
+      <w:pPr>
+        <w:spacing w:line="240" w:lineRule="auto"/>
+        <w:rPr>
+          <w:rFonts w:ascii="Consolas" w:hAnsi="Consolas"/>
+          <w:b/>
+          <w:bCs/>
+          <w:lang w:val="en-US"/>
+        </w:rPr>
+      </w:pPr>
+      <w:r>
+        <w:rPr>
+          <w:rFonts w:ascii="Consolas" w:hAnsi="Consolas"/>
+          <w:b/>
+          <w:bCs/>
+          <w:lang w:val="en-US"/>
+        </w:rPr>
+        <w:t>kipcalendar_temple\backend\__pycache__</w:t>
+      </w:r>
+    </w:p>
+    <w:p>
+      <w:pPr>
+        <w:spacing w:line="240" w:lineRule="auto"/>
+        <w:rPr>
+          <w:rFonts w:ascii="Consolas" w:hAnsi="Consolas"/>
+          <w:b/>
+          <w:bCs/>
+          <w:lang w:val="en-US"/>
+        </w:rPr>
+      </w:pPr>
+      <w:r>
+        <w:rPr>
+          <w:rFonts w:ascii="Consolas" w:hAnsi="Consolas"/>
+          <w:b/>
+          <w:bCs/>
+          <w:lang w:val="en-US"/>
+        </w:rPr>
+        <w:t>kipcalendar_temple\backend\appvenv</w:t>
+      </w:r>
+    </w:p>
+    <w:p>
+      <w:pPr>
+        <w:spacing w:line="240" w:lineRule="auto"/>
+        <w:rPr>
+          <w:rFonts w:ascii="Consolas" w:hAnsi="Consolas"/>
+          <w:b/>
+          <w:bCs/>
+          <w:lang w:val="en-US"/>
+        </w:rPr>
+      </w:pPr>
+      <w:r>
+        <w:rPr>
+          <w:rFonts w:ascii="Consolas" w:hAnsi="Consolas"/>
+          <w:b/>
+          <w:bCs/>
+          <w:lang w:val="en-US"/>
+        </w:rPr>
+        <w:t>kipcalendar_temple\backend\exmaples_schedule</w:t>
+      </w:r>
+    </w:p>
+    <w:p>
+      <w:pPr>
+        <w:spacing w:line="240" w:lineRule="auto"/>
+        <w:rPr>
+          <w:rFonts w:ascii="Consolas" w:hAnsi="Consolas"/>
+          <w:b/>
+          <w:bCs/>
+          <w:lang w:val="en-US"/>
+        </w:rPr>
+      </w:pPr>
+      <w:r>
+        <w:rPr>
+          <w:rFonts w:ascii="Consolas" w:hAnsi="Consolas"/>
+          <w:b/>
+          <w:bCs/>
+          <w:lang w:val="en-US"/>
+        </w:rPr>
+        <w:t>kipcalendar_temple\backend\TeleKipish</w:t>
+      </w:r>
+    </w:p>
+    <w:p>
+      <w:pPr>
+        <w:spacing w:line="240" w:lineRule="auto"/>
+        <w:rPr>
+          <w:rFonts w:ascii="Consolas" w:hAnsi="Consolas"/>
+          <w:b/>
+          <w:bCs/>
+          <w:lang w:val="en-US"/>
+        </w:rPr>
+      </w:pPr>
+      <w:r>
+        <w:rPr>
+          <w:rFonts w:ascii="Consolas" w:hAnsi="Consolas"/>
+          <w:b/>
+          <w:bCs/>
+          <w:lang w:val="en-US"/>
+        </w:rPr>
+        <w:t>kipcalendar_temple\backend\TeleKipish\.vs</w:t>
+      </w:r>
+    </w:p>
+    <w:p>
+      <w:pPr>
+        <w:spacing w:line="240" w:lineRule="auto"/>
+        <w:rPr>
+          <w:rFonts w:ascii="Consolas" w:hAnsi="Consolas"/>
+          <w:b/>
+          <w:bCs/>
+          <w:lang w:val="en-US"/>
+        </w:rPr>
+      </w:pPr>
+      <w:r>
+        <w:rPr>
+          <w:rFonts w:ascii="Consolas" w:hAnsi="Consolas"/>
+          <w:b/>
+          <w:bCs/>
+          <w:lang w:val="en-US"/>
+        </w:rPr>
+        <w:t>kipcalendar_temple\backend\TeleKipish\TeleKipish</w:t>
+      </w:r>
+    </w:p>
+    <w:p>
+      <w:pPr>
+        <w:spacing w:line="240" w:lineRule="auto"/>
+        <w:rPr>
+          <w:rFonts w:ascii="Consolas" w:hAnsi="Consolas"/>
+          <w:b/>
+          <w:bCs/>
+          <w:lang w:val="en-US"/>
+        </w:rPr>
+      </w:pPr>
+      <w:r>
+        <w:rPr>
+          <w:rFonts w:ascii="Consolas" w:hAnsi="Consolas"/>
+          <w:b/>
+          <w:bCs/>
+          <w:lang w:val="en-US"/>
+        </w:rPr>
+        <w:t>kipcalendar_temple\backend\TeleKipish\TeleKipish\bin</w:t>
+      </w:r>
+    </w:p>
+    <w:p>
+      <w:pPr>
+        <w:spacing w:line="240" w:lineRule="auto"/>
+        <w:rPr>
+          <w:rFonts w:ascii="Consolas" w:hAnsi="Consolas"/>
+          <w:b/>
+          <w:bCs/>
+          <w:lang w:val="en-US"/>
+        </w:rPr>
+      </w:pPr>
+      <w:r>
+        <w:rPr>
+          <w:rFonts w:ascii="Consolas" w:hAnsi="Consolas"/>
+          <w:b/>
+          <w:bCs/>
+          <w:lang w:val="en-US"/>
+        </w:rPr>
+        <w:t>kipcalendar_temple\backend\TeleKipish\TeleKipish\Bot</w:t>
+      </w:r>
+    </w:p>
+    <w:p>
+      <w:pPr>
+        <w:spacing w:line="240" w:lineRule="auto"/>
+        <w:rPr>
+          <w:rFonts w:ascii="Consolas" w:hAnsi="Consolas"/>
+          <w:b/>
+          <w:bCs/>
+          <w:lang w:val="en-US"/>
+        </w:rPr>
+      </w:pPr>
+      <w:r>
+        <w:rPr>
+          <w:rFonts w:ascii="Consolas" w:hAnsi="Consolas"/>
+          <w:b/>
+          <w:bCs/>
+          <w:lang w:val="en-US"/>
+        </w:rPr>
+        <w:t>kipcalendar_temple\backend\TeleKipish\TeleKipish\Database</w:t>
+      </w:r>
+    </w:p>
+    <w:p>
+      <w:pPr>
+        <w:spacing w:line="240" w:lineRule="auto"/>
+        <w:rPr>
+          <w:rFonts w:ascii="Consolas" w:hAnsi="Consolas"/>
+          <w:b/>
+          <w:bCs/>
+          <w:lang w:val="en-US"/>
+        </w:rPr>
+      </w:pPr>
+      <w:r>
+        <w:rPr>
+          <w:rFonts w:ascii="Consolas" w:hAnsi="Consolas"/>
+          <w:b/>
+          <w:bCs/>
+          <w:lang w:val="en-US"/>
+        </w:rPr>
+        <w:t>kipcalendar_temple\backend\TeleKipish\TeleKipish\Helpers</w:t>
+      </w:r>
+    </w:p>
+    <w:p>
+      <w:pPr>
+        <w:spacing w:line="240" w:lineRule="auto"/>
+        <w:rPr>
+          <w:rFonts w:ascii="Consolas" w:hAnsi="Consolas"/>
+          <w:b/>
+          <w:bCs/>
+          <w:lang w:val="en-US"/>
+        </w:rPr>
+      </w:pPr>
+      <w:r>
+        <w:rPr>
+          <w:rFonts w:ascii="Consolas" w:hAnsi="Consolas"/>
+          <w:b/>
+          <w:bCs/>
+          <w:lang w:val="en-US"/>
+        </w:rPr>
+        <w:t>kipcalendar_temple\backend\TeleKipish\TeleKipish\Models</w:t>
+      </w:r>
+    </w:p>
+    <w:p>
+      <w:pPr>
+        <w:spacing w:line="240" w:lineRule="auto"/>
+        <w:rPr>
+          <w:rFonts w:ascii="Consolas" w:hAnsi="Consolas"/>
+          <w:b/>
+          <w:bCs/>
+          <w:lang w:val="en-US"/>
+        </w:rPr>
+      </w:pPr>
+      <w:r>
+        <w:rPr>
+          <w:rFonts w:ascii="Consolas" w:hAnsi="Consolas"/>
+          <w:b/>
+          <w:bCs/>
+          <w:lang w:val="en-US"/>
+        </w:rPr>
+        <w:t>kipcalendar_temple\backend\TeleKipish\TeleKipish\obj</w:t>
+      </w:r>
+    </w:p>
+    <w:p>
+      <w:pPr>
+        <w:spacing w:line="240" w:lineRule="auto"/>
+        <w:rPr>
+          <w:rFonts w:ascii="Consolas" w:hAnsi="Consolas"/>
+          <w:b/>
+          <w:bCs/>
+          <w:lang w:val="en-US"/>
+        </w:rPr>
+      </w:pPr>
+      <w:r>
+        <w:rPr>
+          <w:rFonts w:ascii="Consolas" w:hAnsi="Consolas"/>
+          <w:b/>
+          <w:bCs/>
+          <w:lang w:val="en-US"/>
+        </w:rPr>
+        <w:t>kipcalendar_temple\backend\TeleKipish\TeleKipish\Services</w:t>
+      </w:r>
+    </w:p>
+    <w:p>
+      <w:pPr>
+        <w:spacing w:line="240" w:lineRule="auto"/>
+        <w:rPr>
+          <w:rFonts w:ascii="Consolas" w:hAnsi="Consolas"/>
+          <w:b/>
+          <w:bCs/>
+          <w:lang w:val="en-US"/>
+        </w:rPr>
+      </w:pPr>
+      <w:r>
+        <w:rPr>
+          <w:rFonts w:ascii="Consolas" w:hAnsi="Consolas"/>
+          <w:b/>
+          <w:bCs/>
+          <w:lang w:val="en-US"/>
+        </w:rPr>
+        <w:t>kipcalendar_temple\backend\TeleKipish\TeleKipish\Program.cs</w:t>
+      </w:r>
+    </w:p>
+    <w:p>
+      <w:pPr>
+        <w:spacing w:line="240" w:lineRule="auto"/>
+        <w:rPr>
+          <w:rFonts w:ascii="Consolas" w:hAnsi="Consolas"/>
+          <w:b/>
+          <w:bCs/>
+          <w:lang w:val="en-US"/>
+        </w:rPr>
+      </w:pPr>
+      <w:r>
+        <w:rPr>
+          <w:rFonts w:ascii="Consolas" w:hAnsi="Consolas"/>
+          <w:b/>
+          <w:bCs/>
+          <w:lang w:val="en-US"/>
+        </w:rPr>
+        <w:t>kipcalendar_temple\backend\TeleKipish\TeleKipish\TeleKipish.csproj</w:t>
+      </w:r>
+    </w:p>
+    <w:p>
+      <w:pPr>
+        <w:spacing w:line="240" w:lineRule="auto"/>
+        <w:rPr>
+          <w:rFonts w:ascii="Consolas" w:hAnsi="Consolas"/>
+          <w:b/>
+          <w:bCs/>
+          <w:lang w:val="en-US"/>
+        </w:rPr>
+      </w:pPr>
+      <w:r>
+        <w:rPr>
+          <w:rFonts w:ascii="Consolas" w:hAnsi="Consolas"/>
+          <w:b/>
+          <w:bCs/>
+          <w:lang w:val="en-US"/>
+        </w:rPr>
+        <w:t>kipcalendar_temple\backend\TeleKipish\TeleKipish.slnx</w:t>
+      </w:r>
+    </w:p>
+    <w:p>
+      <w:pPr>
+        <w:spacing w:line="240" w:lineRule="auto"/>
+        <w:rPr>
+          <w:rFonts w:ascii="Consolas" w:hAnsi="Consolas"/>
+          <w:b/>
+          <w:bCs/>
+          <w:lang w:val="en-US"/>
+        </w:rPr>
+      </w:pPr>
+      <w:r>
+        <w:rPr>
+          <w:rFonts w:ascii="Consolas" w:hAnsi="Consolas"/>
+          <w:b/>
+          <w:bCs/>
+          <w:lang w:val="en-US"/>
+        </w:rPr>
+        <w:t>kipcalendar_temple\backend\~$tgbot.docx</w:t>
+      </w:r>
+    </w:p>
+    <w:p>
+      <w:pPr>
+        <w:spacing w:line="240" w:lineRule="auto"/>
+        <w:rPr>
+          <w:rFonts w:ascii="Consolas" w:hAnsi="Consolas"/>
+          <w:b/>
+          <w:bCs/>
+          <w:lang w:val="en-US"/>
+        </w:rPr>
+      </w:pPr>
+      <w:r>
+        <w:rPr>
+          <w:rFonts w:ascii="Consolas" w:hAnsi="Consolas"/>
+          <w:b/>
+          <w:bCs/>
+          <w:lang w:val="en-US"/>
+        </w:rPr>
+        <w:t>kipcalendar_temple\backend\app_test.py</w:t>
+      </w:r>
+    </w:p>
+    <w:p>
+      <w:pPr>
+        <w:spacing w:line="240" w:lineRule="auto"/>
+        <w:rPr>
+          <w:rFonts w:ascii="Consolas" w:hAnsi="Consolas"/>
+          <w:b/>
+          <w:bCs/>
+          <w:lang w:val="en-US"/>
+        </w:rPr>
+      </w:pPr>
+      <w:r>
+        <w:rPr>
+          <w:rFonts w:ascii="Consolas" w:hAnsi="Consolas"/>
+          <w:b/>
+          <w:bCs/>
+          <w:lang w:val="en-US"/>
+        </w:rPr>
+        <w:t>kipcalendar_temple\backend\new_full_db_context_earle_access.txt</w:t>
+      </w:r>
+    </w:p>
+    <w:p>
+      <w:pPr>
+        <w:spacing w:line="240" w:lineRule="auto"/>
+        <w:rPr>
+          <w:rFonts w:ascii="Consolas" w:hAnsi="Consolas"/>
+          <w:b/>
+          <w:bCs/>
+          <w:lang w:val="en-US"/>
+        </w:rPr>
+      </w:pPr>
+      <w:r>
+        <w:rPr>
+          <w:rFonts w:ascii="Consolas" w:hAnsi="Consolas"/>
+          <w:b/>
+          <w:bCs/>
+          <w:lang w:val="en-US"/>
+        </w:rPr>
+        <w:t>kipcalendar_temple\backend\start.txt</w:t>
+      </w:r>
+    </w:p>
+    <w:p>
+      <w:pPr>
+        <w:spacing w:line="240" w:lineRule="auto"/>
+        <w:rPr>
+          <w:rFonts w:ascii="Consolas" w:hAnsi="Consolas"/>
+          <w:b/>
+          <w:bCs/>
+          <w:lang w:val="en-US"/>
+        </w:rPr>
+      </w:pPr>
+      <w:r>
+        <w:rPr>
+          <w:rFonts w:ascii="Consolas" w:hAnsi="Consolas"/>
+          <w:b/>
+          <w:bCs/>
+          <w:lang w:val="en-US"/>
+        </w:rPr>
+        <w:t>kipcalendar_temple\backend\tgbot.docx</w:t>
+      </w:r>
+    </w:p>
+    <w:p>
+      <w:pPr>
+        <w:spacing w:line="240" w:lineRule="auto"/>
+        <w:rPr>
+          <w:rFonts w:ascii="Consolas" w:hAnsi="Consolas"/>
+          <w:b/>
+          <w:bCs/>
+          <w:lang w:val="en-US"/>
+        </w:rPr>
+      </w:pPr>
+      <w:r>
+        <w:rPr>
+          <w:rFonts w:ascii="Consolas" w:hAnsi="Consolas"/>
+          <w:b/>
+          <w:bCs/>
+          <w:lang w:val="en-US"/>
+        </w:rPr>
+        <w:t>kipcalendar_temple\backend\Verify_email.html</w:t>
+      </w:r>
+    </w:p>
+    <w:p>
+      <w:pPr>
+        <w:spacing w:line="240" w:lineRule="auto"/>
+        <w:rPr>
+          <w:rFonts w:ascii="Consolas" w:hAnsi="Consolas"/>
+          <w:b/>
+          <w:bCs/>
+          <w:lang w:val="en-US"/>
+        </w:rPr>
+      </w:pPr>
+      <w:r>
+        <w:rPr>
+          <w:rFonts w:ascii="Consolas" w:hAnsi="Consolas"/>
+          <w:b/>
+          <w:bCs/>
+          <w:lang w:val="en-US"/>
+        </w:rPr>
+        <w:t>kipcalendar_temple\node_modules</w:t>
+      </w:r>
+    </w:p>
+    <w:p>
+      <w:pPr>
+        <w:spacing w:line="240" w:lineRule="auto"/>
+        <w:rPr>
+          <w:rFonts w:ascii="Consolas" w:hAnsi="Consolas"/>
+          <w:b/>
+          <w:bCs/>
+          <w:lang w:val="en-US"/>
+        </w:rPr>
+      </w:pPr>
+      <w:r>
+        <w:rPr>
+          <w:rFonts w:ascii="Consolas" w:hAnsi="Consolas"/>
+          <w:b/>
+          <w:bCs/>
+          <w:lang w:val="en-US"/>
+        </w:rPr>
+        <w:t>kipcalendar_temple\public</w:t>
+      </w:r>
+    </w:p>
+    <w:p>
+      <w:pPr>
+        <w:spacing w:line="240" w:lineRule="auto"/>
+        <w:rPr>
+          <w:rFonts w:ascii="Consolas" w:hAnsi="Consolas"/>
+          <w:b/>
+          <w:bCs/>
+          <w:lang w:val="en-US"/>
+        </w:rPr>
+      </w:pPr>
+      <w:r>
+        <w:rPr>
+          <w:rFonts w:ascii="Consolas" w:hAnsi="Consolas"/>
+          <w:b/>
+          <w:bCs/>
+          <w:lang w:val="en-US"/>
+        </w:rPr>
+        <w:t>kipcalendar_temple\public\favicon.ico</w:t>
+      </w:r>
+    </w:p>
+    <w:p>
+      <w:pPr>
+        <w:spacing w:line="240" w:lineRule="auto"/>
+        <w:rPr>
+          <w:rFonts w:ascii="Consolas" w:hAnsi="Consolas"/>
+          <w:b/>
+          <w:bCs/>
+          <w:lang w:val="en-US"/>
+        </w:rPr>
+      </w:pPr>
+      <w:r>
+        <w:rPr>
+          <w:rFonts w:ascii="Consolas" w:hAnsi="Consolas"/>
+          <w:b/>
+          <w:bCs/>
+          <w:lang w:val="en-US"/>
+        </w:rPr>
+        <w:t>kipcalendar_temple\public\index.html</w:t>
+      </w:r>
+    </w:p>
+    <w:p>
+      <w:pPr>
+        <w:spacing w:line="240" w:lineRule="auto"/>
+        <w:rPr>
+          <w:rFonts w:ascii="Consolas" w:hAnsi="Consolas"/>
+          <w:b/>
+          <w:bCs/>
+          <w:lang w:val="en-US"/>
+        </w:rPr>
+      </w:pPr>
+      <w:r>
+        <w:rPr>
+          <w:rFonts w:ascii="Consolas" w:hAnsi="Consolas"/>
+          <w:b/>
+          <w:bCs/>
+          <w:lang w:val="en-US"/>
+        </w:rPr>
+        <w:t>kipcalendar_temple\public\logo192.png</w:t>
+      </w:r>
+    </w:p>
+    <w:p>
+      <w:pPr>
+        <w:spacing w:line="240" w:lineRule="auto"/>
+        <w:rPr>
+          <w:rFonts w:ascii="Consolas" w:hAnsi="Consolas"/>
+          <w:b/>
+          <w:bCs/>
+          <w:lang w:val="en-US"/>
+        </w:rPr>
+      </w:pPr>
+      <w:r>
+        <w:rPr>
+          <w:rFonts w:ascii="Consolas" w:hAnsi="Consolas"/>
+          <w:b/>
+          <w:bCs/>
+          <w:lang w:val="en-US"/>
+        </w:rPr>
+        <w:t>kipcalendar_temple\public\logo512.png</w:t>
+      </w:r>
+    </w:p>
+    <w:p>
+      <w:pPr>
+        <w:spacing w:line="240" w:lineRule="auto"/>
+        <w:rPr>
+          <w:rFonts w:ascii="Consolas" w:hAnsi="Consolas"/>
+          <w:b/>
+          <w:bCs/>
+          <w:lang w:val="en-US"/>
+        </w:rPr>
+      </w:pPr>
+      <w:r>
+        <w:rPr>
+          <w:rFonts w:ascii="Consolas" w:hAnsi="Consolas"/>
+          <w:b/>
+          <w:bCs/>
+          <w:lang w:val="en-US"/>
+        </w:rPr>
+        <w:t>kipcalendar_temple\public\manifest.json</w:t>
+      </w:r>
+    </w:p>
+    <w:p>
+      <w:pPr>
+        <w:spacing w:line="240" w:lineRule="auto"/>
+        <w:rPr>
+          <w:rFonts w:ascii="Consolas" w:hAnsi="Consolas"/>
+          <w:b/>
+          <w:bCs/>
+          <w:lang w:val="en-US"/>
+        </w:rPr>
+      </w:pPr>
+      <w:r>
+        <w:rPr>
+          <w:rFonts w:ascii="Consolas" w:hAnsi="Consolas"/>
+          <w:b/>
+          <w:bCs/>
+          <w:lang w:val="en-US"/>
+        </w:rPr>
+        <w:lastRenderedPageBreak/>
+        <w:t>kipcalendar_temple\public\robots.txt</w:t>
+      </w:r>
+    </w:p>
+    <w:p>
+      <w:pPr>
+        <w:spacing w:line="240" w:lineRule="auto"/>
+        <w:rPr>
+          <w:rFonts w:ascii="Consolas" w:hAnsi="Consolas"/>
+          <w:b/>
+          <w:bCs/>
+          <w:lang w:val="en-US"/>
+        </w:rPr>
+      </w:pPr>
+      <w:r>
+        <w:rPr>
+          <w:rFonts w:ascii="Consolas" w:hAnsi="Consolas"/>
+          <w:b/>
+          <w:bCs/>
+          <w:lang w:val="en-US"/>
+        </w:rPr>
+        <w:t>kipcalendar_temple\src</w:t>
+      </w:r>
+    </w:p>
+    <w:p>
+      <w:pPr>
+        <w:spacing w:line="240" w:lineRule="auto"/>
+        <w:rPr>
+          <w:rFonts w:ascii="Consolas" w:hAnsi="Consolas"/>
+          <w:b/>
+          <w:bCs/>
+          <w:lang w:val="en-US"/>
+        </w:rPr>
+      </w:pPr>
+      <w:r>
+        <w:rPr>
+          <w:rFonts w:ascii="Consolas" w:hAnsi="Consolas"/>
+          <w:b/>
+          <w:bCs/>
+          <w:lang w:val="en-US"/>
+        </w:rPr>
+        <w:t>kipcalendar_temple\src\assets_logo</w:t>
+      </w:r>
+    </w:p>
+    <w:p>
+      <w:pPr>
+        <w:spacing w:line="240" w:lineRule="auto"/>
+        <w:rPr>
+          <w:rFonts w:ascii="Consolas" w:hAnsi="Consolas"/>
+          <w:b/>
+          <w:bCs/>
+          <w:lang w:val="en-US"/>
+        </w:rPr>
+      </w:pPr>
+      <w:r>
+        <w:rPr>
+          <w:rFonts w:ascii="Consolas" w:hAnsi="Consolas"/>
+          <w:b/>
+          <w:bCs/>
+          <w:lang w:val="en-US"/>
+        </w:rPr>
+        <w:t>kipcalendar_temple\src\components</w:t>
+      </w:r>
+    </w:p>
+    <w:p>
+      <w:pPr>
+        <w:spacing w:line="240" w:lineRule="auto"/>
+        <w:rPr>
+          <w:rFonts w:ascii="Consolas" w:hAnsi="Consolas"/>
+          <w:b/>
+          <w:bCs/>
+          <w:lang w:val="en-US"/>
+        </w:rPr>
+      </w:pPr>
+      <w:r>
+        <w:rPr>
+          <w:rFonts w:ascii="Consolas" w:hAnsi="Consolas"/>
+          <w:b/>
+          <w:bCs/>
+          <w:lang w:val="en-US"/>
+        </w:rPr>
+        <w:t>kipcalendar_temple\src\components\CreateOrganizationDialog.tsx</w:t>
+      </w:r>
+    </w:p>
+    <w:p>
+      <w:pPr>
+        <w:spacing w:line="240" w:lineRule="auto"/>
+        <w:rPr>
+          <w:rFonts w:ascii="Consolas" w:hAnsi="Consolas"/>
+          <w:b/>
+          <w:bCs/>
+          <w:lang w:val="en-US"/>
+        </w:rPr>
+      </w:pPr>
+      <w:r>
+        <w:rPr>
+          <w:rFonts w:ascii="Consolas" w:hAnsi="Consolas"/>
+          <w:b/>
+          <w:bCs/>
+          <w:lang w:val="en-US"/>
+        </w:rPr>
+        <w:t>kipcalendar_temple\src\components\Dashboard_Old_version.tsx</w:t>
+      </w:r>
+    </w:p>
+    <w:p>
+      <w:pPr>
+        <w:spacing w:line="240" w:lineRule="auto"/>
+        <w:rPr>
+          <w:rFonts w:ascii="Consolas" w:hAnsi="Consolas"/>
+          <w:b/>
+          <w:bCs/>
+          <w:lang w:val="en-US"/>
+        </w:rPr>
+      </w:pPr>
+      <w:r>
+        <w:rPr>
+          <w:rFonts w:ascii="Consolas" w:hAnsi="Consolas"/>
+          <w:b/>
+          <w:bCs/>
+          <w:lang w:val="en-US"/>
+        </w:rPr>
+        <w:t>kipcalendar_temple\src\components\Dashboard.css</w:t>
+      </w:r>
+    </w:p>
+    <w:p>
+      <w:pPr>
+        <w:spacing w:line="240" w:lineRule="auto"/>
+        <w:rPr>
+          <w:rFonts w:ascii="Consolas" w:hAnsi="Consolas"/>
+          <w:b/>
+          <w:bCs/>
+          <w:lang w:val="en-US"/>
+        </w:rPr>
+      </w:pPr>
+      <w:r>
+        <w:rPr>
+          <w:rFonts w:ascii="Consolas" w:hAnsi="Consolas"/>
+          <w:b/>
+          <w:bCs/>
+          <w:lang w:val="en-US"/>
+        </w:rPr>
+        <w:t>kipcalendar_temple\src\components\Dashboard.tsx</w:t>
+      </w:r>
+    </w:p>
+    <w:p>
+      <w:pPr>
+        <w:spacing w:line="240" w:lineRule="auto"/>
+        <w:rPr>
+          <w:rFonts w:ascii="Consolas" w:hAnsi="Consolas"/>
+          <w:b/>
+          <w:bCs/>
+          <w:lang w:val="en-US"/>
+        </w:rPr>
+      </w:pPr>
+      <w:r>
+        <w:rPr>
+          <w:rFonts w:ascii="Consolas" w:hAnsi="Consolas"/>
+          <w:b/>
+          <w:bCs/>
+          <w:lang w:val="en-US"/>
+        </w:rPr>
+        <w:t>kipcalendar_temple\src\components\EventView.tsx</w:t>
+      </w:r>
+    </w:p>
+    <w:p>
+      <w:pPr>
+        <w:spacing w:line="240" w:lineRule="auto"/>
+        <w:rPr>
+          <w:rFonts w:ascii="Consolas" w:hAnsi="Consolas"/>
+          <w:b/>
+          <w:bCs/>
+          <w:lang w:val="en-US"/>
+        </w:rPr>
+      </w:pPr>
+      <w:r>
+        <w:rPr>
+          <w:rFonts w:ascii="Consolas" w:hAnsi="Consolas"/>
+          <w:b/>
+          <w:bCs/>
+          <w:lang w:val="en-US"/>
+        </w:rPr>
+        <w:t>kipcalendar_temple\src\components\Home.tsx</w:t>
+      </w:r>
+    </w:p>
+    <w:p>
+      <w:pPr>
+        <w:spacing w:line="240" w:lineRule="auto"/>
+        <w:rPr>
+          <w:rFonts w:ascii="Consolas" w:hAnsi="Consolas"/>
+          <w:b/>
+          <w:bCs/>
+          <w:lang w:val="en-US"/>
+        </w:rPr>
+      </w:pPr>
+      <w:r>
+        <w:rPr>
+          <w:rFonts w:ascii="Consolas" w:hAnsi="Consolas"/>
+          <w:b/>
+          <w:bCs/>
+          <w:lang w:val="en-US"/>
+        </w:rPr>
+        <w:t>kipcalendar_temple\src\components\Kipswift.css</w:t>
+      </w:r>
+    </w:p>
+    <w:p>
+      <w:pPr>
+        <w:spacing w:line="240" w:lineRule="auto"/>
+        <w:rPr>
+          <w:rFonts w:ascii="Consolas" w:hAnsi="Consolas"/>
+          <w:b/>
+          <w:bCs/>
+          <w:lang w:val="en-US"/>
+        </w:rPr>
+      </w:pPr>
+      <w:r>
+        <w:rPr>
+          <w:rFonts w:ascii="Consolas" w:hAnsi="Consolas"/>
+          <w:b/>
+          <w:bCs/>
+          <w:lang w:val="en-US"/>
+        </w:rPr>
+        <w:t>kipcalendar_temple\src\components\Kipswift.tsx</w:t>
+      </w:r>
+    </w:p>
+    <w:p>
+      <w:pPr>
+        <w:spacing w:line="240" w:lineRule="auto"/>
+        <w:rPr>
+          <w:rFonts w:ascii="Consolas" w:hAnsi="Consolas"/>
+          <w:b/>
+          <w:bCs/>
+          <w:lang w:val="en-US"/>
+        </w:rPr>
+      </w:pPr>
+      <w:r>
+        <w:rPr>
+          <w:rFonts w:ascii="Consolas" w:hAnsi="Consolas"/>
+          <w:b/>
+          <w:bCs/>
+          <w:lang w:val="en-US"/>
+        </w:rPr>
+        <w:t>kipcalendar_temple\src\components\Login.tsx</w:t>
+      </w:r>
+    </w:p>
+    <w:p>
+      <w:pPr>
+        <w:spacing w:line="240" w:lineRule="auto"/>
+        <w:rPr>
+          <w:rFonts w:ascii="Consolas" w:hAnsi="Consolas"/>
+          <w:b/>
+          <w:bCs/>
+          <w:lang w:val="en-US"/>
+        </w:rPr>
+      </w:pPr>
+      <w:r>
+        <w:rPr>
+          <w:rFonts w:ascii="Consolas" w:hAnsi="Consolas"/>
+          <w:b/>
+          <w:bCs/>
+          <w:lang w:val="en-US"/>
+        </w:rPr>
+        <w:t>kipcalendar_temple\src\components\OrganizationManagement.tsx</w:t>
+      </w:r>
+    </w:p>
+    <w:p>
+      <w:pPr>
+        <w:spacing w:line="240" w:lineRule="auto"/>
+        <w:rPr>
+          <w:rFonts w:ascii="Consolas" w:hAnsi="Consolas"/>
+          <w:b/>
+          <w:bCs/>
+          <w:lang w:val="en-US"/>
+        </w:rPr>
+      </w:pPr>
+      <w:r>
+        <w:rPr>
+          <w:rFonts w:ascii="Consolas" w:hAnsi="Consolas"/>
+          <w:b/>
+          <w:bCs/>
+          <w:lang w:val="en-US"/>
+        </w:rPr>
+        <w:t>kipcalendar_temple\src\components\Profile.css</w:t>
+      </w:r>
+    </w:p>
+    <w:p>
+      <w:pPr>
+        <w:spacing w:line="240" w:lineRule="auto"/>
+        <w:rPr>
+          <w:rFonts w:ascii="Consolas" w:hAnsi="Consolas"/>
+          <w:b/>
+          <w:bCs/>
+          <w:lang w:val="en-US"/>
+        </w:rPr>
+      </w:pPr>
+      <w:r>
+        <w:rPr>
+          <w:rFonts w:ascii="Consolas" w:hAnsi="Consolas"/>
+          <w:b/>
+          <w:bCs/>
+          <w:lang w:val="en-US"/>
+        </w:rPr>
+        <w:t>kipcalendar_temple\src\components\Profile.tsx</w:t>
+      </w:r>
+    </w:p>
+    <w:p>
+      <w:pPr>
+        <w:spacing w:line="240" w:lineRule="auto"/>
+        <w:rPr>
+          <w:rFonts w:ascii="Consolas" w:hAnsi="Consolas"/>
+          <w:b/>
+          <w:bCs/>
+          <w:lang w:val="en-US"/>
+        </w:rPr>
+      </w:pPr>
+      <w:r>
+        <w:rPr>
+          <w:rFonts w:ascii="Consolas" w:hAnsi="Consolas"/>
+          <w:b/>
+          <w:bCs/>
+          <w:lang w:val="en-US"/>
+        </w:rPr>
+        <w:t>kipcalendar_temple\src\components\Register.tsx</w:t>
+      </w:r>
+    </w:p>
+    <w:p>
+      <w:pPr>
+        <w:spacing w:line="240" w:lineRule="auto"/>
+        <w:rPr>
+          <w:rFonts w:ascii="Consolas" w:hAnsi="Consolas"/>
+          <w:b/>
+          <w:bCs/>
+          <w:lang w:val="en-US"/>
+        </w:rPr>
+      </w:pPr>
+      <w:r>
+        <w:rPr>
+          <w:rFonts w:ascii="Consolas" w:hAnsi="Consolas"/>
+          <w:b/>
+          <w:bCs/>
+          <w:lang w:val="en-US"/>
+        </w:rPr>
+        <w:t>kipcalendar_temple\src\components\Schedule.css</w:t>
+      </w:r>
+    </w:p>
+    <w:p>
+      <w:pPr>
+        <w:spacing w:line="240" w:lineRule="auto"/>
+        <w:rPr>
+          <w:rFonts w:ascii="Consolas" w:hAnsi="Consolas"/>
+          <w:b/>
+          <w:bCs/>
+          <w:lang w:val="en-US"/>
+        </w:rPr>
+      </w:pPr>
+      <w:r>
+        <w:rPr>
+          <w:rFonts w:ascii="Consolas" w:hAnsi="Consolas"/>
+          <w:b/>
+          <w:bCs/>
+          <w:lang w:val="en-US"/>
+        </w:rPr>
+        <w:t>kipcalendar_temple\src\components\Schedule.tsx</w:t>
+      </w:r>
+    </w:p>
+    <w:p>
+      <w:pPr>
+        <w:spacing w:line="240" w:lineRule="auto"/>
+        <w:rPr>
+          <w:rFonts w:ascii="Consolas" w:hAnsi="Consolas"/>
+          <w:b/>
+          <w:bCs/>
+          <w:lang w:val="en-US"/>
+        </w:rPr>
+      </w:pPr>
+      <w:r>
+        <w:rPr>
+          <w:rFonts w:ascii="Consolas" w:hAnsi="Consolas"/>
+          <w:b/>
+          <w:bCs/>
+          <w:lang w:val="en-US"/>
+        </w:rPr>
+        <w:t>kipcalendar_temple\src\components\Settings.tsx</w:t>
+      </w:r>
+    </w:p>
+    <w:p>
+      <w:pPr>
+        <w:spacing w:line="240" w:lineRule="auto"/>
+        <w:rPr>
+          <w:rFonts w:ascii="Consolas" w:hAnsi="Consolas"/>
+          <w:b/>
+          <w:bCs/>
+          <w:lang w:val="en-US"/>
+        </w:rPr>
+      </w:pPr>
+      <w:r>
+        <w:rPr>
+          <w:rFonts w:ascii="Consolas" w:hAnsi="Consolas"/>
+          <w:b/>
+          <w:bCs/>
+          <w:lang w:val="en-US"/>
+        </w:rPr>
+        <w:t>kipcalendar_temple\src\components\Success.css</w:t>
+      </w:r>
+    </w:p>
+    <w:p>
+      <w:pPr>
+        <w:spacing w:line="240" w:lineRule="auto"/>
+        <w:rPr>
+          <w:rFonts w:ascii="Consolas" w:hAnsi="Consolas"/>
+          <w:b/>
+          <w:bCs/>
+          <w:lang w:val="en-US"/>
+        </w:rPr>
+      </w:pPr>
+      <w:r>
+        <w:rPr>
+          <w:rFonts w:ascii="Consolas" w:hAnsi="Consolas"/>
+          <w:b/>
+          <w:bCs/>
+          <w:lang w:val="en-US"/>
+        </w:rPr>
+        <w:t>kipcalendar_temple\src\components\Success.tsx</w:t>
+      </w:r>
+    </w:p>
+    <w:p>
+      <w:pPr>
+        <w:spacing w:line="240" w:lineRule="auto"/>
+        <w:rPr>
+          <w:rFonts w:ascii="Consolas" w:hAnsi="Consolas"/>
+          <w:b/>
+          <w:bCs/>
+          <w:lang w:val="en-US"/>
+        </w:rPr>
+      </w:pPr>
+      <w:r>
+        <w:rPr>
+          <w:rFonts w:ascii="Consolas" w:hAnsi="Consolas"/>
+          <w:b/>
+          <w:bCs/>
+          <w:lang w:val="en-US"/>
+        </w:rPr>
+        <w:t>kipcalendar_temple\src\components\Verification.css</w:t>
+      </w:r>
+    </w:p>
+    <w:p>
+      <w:pPr>
+        <w:spacing w:line="240" w:lineRule="auto"/>
+        <w:rPr>
+          <w:rFonts w:ascii="Consolas" w:hAnsi="Consolas"/>
+          <w:b/>
+          <w:bCs/>
+          <w:lang w:val="en-US"/>
+        </w:rPr>
+      </w:pPr>
+      <w:r>
+        <w:rPr>
+          <w:rFonts w:ascii="Consolas" w:hAnsi="Consolas"/>
+          <w:b/>
+          <w:bCs/>
+          <w:lang w:val="en-US"/>
+        </w:rPr>
+        <w:t>kipcalendar_temple\src\components\Verification.tsx</w:t>
+      </w:r>
+    </w:p>
+    <w:p>
+      <w:pPr>
+        <w:spacing w:line="240" w:lineRule="auto"/>
+        <w:rPr>
+          <w:rFonts w:ascii="Consolas" w:hAnsi="Consolas"/>
+          <w:b/>
+          <w:bCs/>
+          <w:lang w:val="en-US"/>
+        </w:rPr>
+      </w:pPr>
+      <w:r>
+        <w:rPr>
+          <w:rFonts w:ascii="Consolas" w:hAnsi="Consolas"/>
+          <w:b/>
+          <w:bCs/>
+          <w:lang w:val="en-US"/>
+        </w:rPr>
+        <w:t>kipcalendar_temple\src\styles</w:t>
+      </w:r>
+    </w:p>
+    <w:p>
+      <w:pPr>
+        <w:spacing w:line="240" w:lineRule="auto"/>
+        <w:rPr>
+          <w:rFonts w:ascii="Consolas" w:hAnsi="Consolas"/>
+          <w:b/>
+          <w:bCs/>
+          <w:lang w:val="en-US"/>
+        </w:rPr>
+      </w:pPr>
+      <w:r>
+        <w:rPr>
+          <w:rFonts w:ascii="Consolas" w:hAnsi="Consolas"/>
+          <w:b/>
+          <w:bCs/>
+          <w:lang w:val="en-US"/>
+        </w:rPr>
+        <w:t>kipcalendar_temple\src\styles\DemoStyles.css</w:t>
+      </w:r>
+    </w:p>
+    <w:p>
+      <w:pPr>
+        <w:spacing w:line="240" w:lineRule="auto"/>
+        <w:rPr>
+          <w:rFonts w:ascii="Consolas" w:hAnsi="Consolas"/>
+          <w:b/>
+          <w:bCs/>
+          <w:lang w:val="en-US"/>
+        </w:rPr>
+      </w:pPr>
+      <w:r>
+        <w:rPr>
+          <w:rFonts w:ascii="Consolas" w:hAnsi="Consolas"/>
+          <w:b/>
+          <w:bCs/>
+          <w:lang w:val="en-US"/>
+        </w:rPr>
+        <w:t>kipcalendar_temple\src\types</w:t>
+      </w:r>
+    </w:p>
+    <w:p>
+      <w:pPr>
+        <w:spacing w:line="240" w:lineRule="auto"/>
+        <w:rPr>
+          <w:rFonts w:ascii="Consolas" w:hAnsi="Consolas"/>
+          <w:b/>
+          <w:bCs/>
+          <w:lang w:val="en-US"/>
+        </w:rPr>
+      </w:pPr>
+      <w:r>
+        <w:rPr>
+          <w:rFonts w:ascii="Consolas" w:hAnsi="Consolas"/>
+          <w:b/>
+          <w:bCs/>
+          <w:lang w:val="en-US"/>
+        </w:rPr>
+        <w:t>kipcalendar_temple\src\types\Event.ts</w:t>
+      </w:r>
+    </w:p>
+    <w:p>
+      <w:pPr>
+        <w:spacing w:line="240" w:lineRule="auto"/>
+        <w:rPr>
+          <w:rFonts w:ascii="Consolas" w:hAnsi="Consolas"/>
+          <w:b/>
+          <w:bCs/>
+          <w:lang w:val="en-US"/>
+        </w:rPr>
+      </w:pPr>
+      <w:r>
+        <w:rPr>
+          <w:rFonts w:ascii="Consolas" w:hAnsi="Consolas"/>
+          <w:b/>
+          <w:bCs/>
+          <w:lang w:val="en-US"/>
+        </w:rPr>
+        <w:t>kipcalendar_temple\src\App.css</w:t>
+      </w:r>
+    </w:p>
+    <w:p>
+      <w:pPr>
+        <w:spacing w:line="240" w:lineRule="auto"/>
+        <w:rPr>
+          <w:rFonts w:ascii="Consolas" w:hAnsi="Consolas"/>
+          <w:b/>
+          <w:bCs/>
+          <w:lang w:val="en-US"/>
+        </w:rPr>
+      </w:pPr>
+      <w:r>
+        <w:rPr>
+          <w:rFonts w:ascii="Consolas" w:hAnsi="Consolas"/>
+          <w:b/>
+          <w:bCs/>
+          <w:lang w:val="en-US"/>
+        </w:rPr>
+        <w:t>kipcalendar_temple\src\App.test.tsx</w:t>
+      </w:r>
+    </w:p>
+    <w:p>
+      <w:pPr>
+        <w:spacing w:line="240" w:lineRule="auto"/>
+        <w:rPr>
+          <w:rFonts w:ascii="Consolas" w:hAnsi="Consolas"/>
+          <w:b/>
+          <w:bCs/>
+          <w:lang w:val="en-US"/>
+        </w:rPr>
+      </w:pPr>
+      <w:r>
+        <w:rPr>
+          <w:rFonts w:ascii="Consolas" w:hAnsi="Consolas"/>
+          <w:b/>
+          <w:bCs/>
+          <w:lang w:val="en-US"/>
+        </w:rPr>
+        <w:t>kipcalendar_temple\src\App.tsx</w:t>
+      </w:r>
+    </w:p>
+    <w:p>
+      <w:pPr>
+        <w:spacing w:line="240" w:lineRule="auto"/>
+        <w:rPr>
+          <w:rFonts w:ascii="Consolas" w:hAnsi="Consolas"/>
+          <w:b/>
+          <w:bCs/>
+          <w:lang w:val="en-US"/>
+        </w:rPr>
+      </w:pPr>
+      <w:r>
+        <w:rPr>
+          <w:rFonts w:ascii="Consolas" w:hAnsi="Consolas"/>
+          <w:b/>
+          <w:bCs/>
+          <w:lang w:val="en-US"/>
+        </w:rPr>
+        <w:t>kipcalendar_temple\src\config.ts</w:t>
+      </w:r>
+    </w:p>
+    <w:p>
+      <w:pPr>
+        <w:spacing w:line="240" w:lineRule="auto"/>
+        <w:rPr>
+          <w:rFonts w:ascii="Consolas" w:hAnsi="Consolas"/>
+          <w:b/>
+          <w:bCs/>
+          <w:lang w:val="en-US"/>
+        </w:rPr>
+      </w:pPr>
+      <w:r>
+        <w:rPr>
+          <w:rFonts w:ascii="Consolas" w:hAnsi="Consolas"/>
+          <w:b/>
+          <w:bCs/>
+          <w:lang w:val="en-US"/>
+        </w:rPr>
+        <w:lastRenderedPageBreak/>
+        <w:t>kipcalendar_temple\src\DemoLogin.html</w:t>
+      </w:r>
+    </w:p>
+    <w:p>
+      <w:pPr>
+        <w:spacing w:line="240" w:lineRule="auto"/>
+        <w:rPr>
+          <w:rFonts w:ascii="Consolas" w:hAnsi="Consolas"/>
+          <w:b/>
+          <w:bCs/>
+          <w:lang w:val="en-US"/>
+        </w:rPr>
+      </w:pPr>
+      <w:r>
+        <w:rPr>
+          <w:rFonts w:ascii="Consolas" w:hAnsi="Consolas"/>
+          <w:b/>
+          <w:bCs/>
+          <w:lang w:val="en-US"/>
+        </w:rPr>
+        <w:t>kipcalendar_temple\src\index.css</w:t>
+      </w:r>
+    </w:p>
+    <w:p>
+      <w:pPr>
+        <w:spacing w:line="240" w:lineRule="auto"/>
+        <w:rPr>
+          <w:rFonts w:ascii="Consolas" w:hAnsi="Consolas"/>
+          <w:b/>
+          <w:bCs/>
+          <w:lang w:val="en-US"/>
+        </w:rPr>
+      </w:pPr>
+      <w:r>
+        <w:rPr>
+          <w:rFonts w:ascii="Consolas" w:hAnsi="Consolas"/>
+          <w:b/>
+          <w:bCs/>
+          <w:lang w:val="en-US"/>
+        </w:rPr>
+        <w:t>kipcalendar_temple\src\index.tsx</w:t>
+      </w:r>
+    </w:p>
+    <w:p>
+      <w:pPr>
+        <w:spacing w:line="240" w:lineRule="auto"/>
+        <w:rPr>
+          <w:rFonts w:ascii="Consolas" w:hAnsi="Consolas"/>
+          <w:b/>
+          <w:bCs/>
+          <w:lang w:val="en-US"/>
+        </w:rPr>
+      </w:pPr>
+      <w:r>
+        <w:rPr>
+          <w:rFonts w:ascii="Consolas" w:hAnsi="Consolas"/>
+          <w:b/>
+          <w:bCs/>
+          <w:lang w:val="en-US"/>
+        </w:rPr>
+        <w:t>kipcalendar_temple\src\logo.svg</w:t>
+      </w:r>
+    </w:p>
+    <w:p>
+      <w:pPr>
+        <w:spacing w:line="240" w:lineRule="auto"/>
+        <w:rPr>
+          <w:rFonts w:ascii="Consolas" w:hAnsi="Consolas"/>
+          <w:b/>
+          <w:bCs/>
+          <w:lang w:val="en-US"/>
+        </w:rPr>
+      </w:pPr>
+      <w:r>
+        <w:rPr>
+          <w:rFonts w:ascii="Consolas" w:hAnsi="Consolas"/>
+          <w:b/>
+          <w:bCs/>
+          <w:lang w:val="en-US"/>
+        </w:rPr>
+        <w:t>kipcalendar_temple\src\react-app-env.d.ts</w:t>
+      </w:r>
+    </w:p>
+    <w:p>
+      <w:pPr>
+        <w:spacing w:line="240" w:lineRule="auto"/>
+        <w:rPr>
+          <w:rFonts w:ascii="Consolas" w:hAnsi="Consolas"/>
+          <w:b/>
+          <w:bCs/>
+          <w:lang w:val="en-US"/>
+        </w:rPr>
+      </w:pPr>
+      <w:r>
+        <w:rPr>
+          <w:rFonts w:ascii="Consolas" w:hAnsi="Consolas"/>
+          <w:b/>
+          <w:bCs/>
+          <w:lang w:val="en-US"/>
+        </w:rPr>
+        <w:t>kipcalendar_temple\src\reportWebVitals.ts</w:t>
+      </w:r>
+    </w:p>
+    <w:p>
+      <w:pPr>
+        <w:spacing w:line="240" w:lineRule="auto"/>
+        <w:rPr>
+          <w:rFonts w:ascii="Consolas" w:hAnsi="Consolas"/>
+          <w:b/>
+          <w:bCs/>
+          <w:lang w:val="en-US"/>
+        </w:rPr>
+      </w:pPr>
+      <w:r>
+        <w:rPr>
+          <w:rFonts w:ascii="Consolas" w:hAnsi="Consolas"/>
+          <w:b/>
+          <w:bCs/>
+          <w:lang w:val="en-US"/>
+        </w:rPr>
+        <w:t>kipcalendar_temple\src\setupTests.ts</w:t>
+      </w:r>
+    </w:p>
+    <w:p>
+      <w:pPr>
+        <w:spacing w:line="240" w:lineRule="auto"/>
+        <w:rPr>
+          <w:rFonts w:ascii="Consolas" w:hAnsi="Consolas"/>
+          <w:b/>
+          <w:bCs/>
+          <w:lang w:val="en-US"/>
+        </w:rPr>
+      </w:pPr>
+      <w:r>
+        <w:rPr>
+          <w:rFonts w:ascii="Consolas" w:hAnsi="Consolas"/>
+          <w:b/>
+          <w:bCs/>
+          <w:lang w:val="en-US"/>
+        </w:rPr>
+        <w:t>kipcalendar_temple\.gitignore</w:t>
+      </w:r>
+    </w:p>
+    <w:p>
+      <w:pPr>
+        <w:spacing w:line="240" w:lineRule="auto"/>
+        <w:rPr>
+          <w:rFonts w:ascii="Consolas" w:hAnsi="Consolas"/>
+          <w:b/>
+          <w:bCs/>
+          <w:lang w:val="en-US"/>
+        </w:rPr>
+      </w:pPr>
+      <w:r>
+        <w:rPr>
+          <w:rFonts w:ascii="Consolas" w:hAnsi="Consolas"/>
+          <w:b/>
+          <w:bCs/>
+          <w:lang w:val="en-US"/>
+        </w:rPr>
+        <w:t>kipcalendar_temple\Documentation.pdf</w:t>
+      </w:r>
+    </w:p>
+    <w:p>
+      <w:pPr>
+        <w:spacing w:line="240" w:lineRule="auto"/>
+        <w:rPr>
+          <w:rFonts w:ascii="Consolas" w:hAnsi="Consolas"/>
+          <w:b/>
+          <w:bCs/>
+          <w:lang w:val="en-US"/>
+        </w:rPr>
+      </w:pPr>
+      <w:r>
+        <w:rPr>
+          <w:rFonts w:ascii="Consolas" w:hAnsi="Consolas"/>
+          <w:b/>
+          <w:bCs/>
+          <w:lang w:val="en-US"/>
+        </w:rPr>
+        <w:t>kipcalendar_temple\package-lock.json</w:t>
+      </w:r>
+    </w:p>
+    <w:p>
+      <w:pPr>
+        <w:spacing w:line="240" w:lineRule="auto"/>
+        <w:rPr>
+          <w:rFonts w:ascii="Consolas" w:hAnsi="Consolas"/>
+          <w:b/>
+          <w:bCs/>
+          <w:lang w:val="en-US"/>
+        </w:rPr>
+      </w:pPr>
+      <w:r>
+        <w:rPr>
+          <w:rFonts w:ascii="Consolas" w:hAnsi="Consolas"/>
+          <w:b/>
+          <w:bCs/>
+          <w:lang w:val="en-US"/>
+        </w:rPr>
+        <w:t>kipcalendar_temple\package.json</w:t>
+      </w:r>
+    </w:p>
+    <w:p>
+      <w:pPr>
+        <w:spacing w:line="240" w:lineRule="auto"/>
+        <w:rPr>
+          <w:rFonts w:ascii="Consolas" w:hAnsi="Consolas"/>
+          <w:b/>
+          <w:bCs/>
+          <w:lang w:val="en-US"/>
+        </w:rPr>
+      </w:pPr>
+      <w:r>
+        <w:rPr>
+          <w:rFonts w:ascii="Consolas" w:hAnsi="Consolas"/>
+          <w:b/>
+          <w:bCs/>
+          <w:lang w:val="en-US"/>
+        </w:rPr>
+        <w:t>kipcalendar_temple\plan.txt</w:t>
+      </w:r>
+    </w:p>
+    <w:p>
+      <w:pPr>
+        <w:spacing w:line="240" w:lineRule="auto"/>
+        <w:rPr>
+          <w:rFonts w:ascii="Consolas" w:hAnsi="Consolas"/>
+          <w:b/>
+          <w:bCs/>
+          <w:lang w:val="en-US"/>
+        </w:rPr>
+      </w:pPr>
+      <w:r>
+        <w:rPr>
+          <w:rFonts w:ascii="Consolas" w:hAnsi="Consolas"/>
+          <w:b/>
+          <w:bCs/>
+          <w:lang w:val="en-US"/>
+        </w:rPr>
+        <w:t>kipcalendar_temple\README.md</w:t>
+      </w:r>
+    </w:p>
+    <w:p>
+      <w:pPr>
+        <w:spacing w:line="240" w:lineRule="auto"/>
+        <w:rPr>
+          <w:rFonts w:ascii="Consolas" w:hAnsi="Consolas"/>
+          <w:b/>
+          <w:bCs/>
+          <w:lang w:val="en-US"/>
+        </w:rPr>
+      </w:pPr>
+      <w:r>
+        <w:rPr>
+          <w:rFonts w:ascii="Consolas" w:hAnsi="Consolas"/>
+          <w:b/>
+          <w:bCs/>
+          <w:lang w:val="en-US"/>
+        </w:rPr>
+        <w:t>kipcalendar_temple\tsconfig.json</w:t>
+      </w:r>
+    </w:p>
+    <w:p>
+      <w:pPr>
+        <w:spacing w:line="240" w:lineRule="auto"/>
+        <w:rPr>
+          <w:rFonts w:ascii="Consolas" w:hAnsi="Consolas"/>
+          <w:b/>
+          <w:bCs/>
+          <w:lang w:val="en-US"/>
+        </w:rPr>
+      </w:pPr>
+      <w:r>
+        <w:rPr>
+          <w:rFonts w:ascii="Consolas" w:hAnsi="Consolas"/>
+          <w:b/>
+          <w:bCs/>
+          <w:lang w:val="en-US"/>
+        </w:rPr>
+        <w:t>uploads</w:t>
+      </w:r>
+    </w:p>
+    <w:p>
+      <w:pPr>
+        <w:spacing w:line="240" w:lineRule="auto"/>
+        <w:rPr>
+          <w:rFonts w:ascii="Consolas" w:hAnsi="Consolas"/>
+          <w:b/>
+          <w:bCs/>
+          <w:lang w:val="en-US"/>
+        </w:rPr>
+      </w:pPr>
+      <w:r>
+        <w:rPr>
+          <w:rFonts w:ascii="Consolas" w:hAnsi="Consolas"/>
+          <w:b/>
+          <w:bCs/>
+          <w:lang w:val="en-US"/>
+        </w:rPr>
+        <w:t>.gitignore</w:t>
+      </w:r>
+    </w:p>
+    <w:p>
+      <w:pPr>
+        <w:spacing w:line="240" w:lineRule="auto"/>
+        <w:rPr>
+          <w:rFonts w:ascii="Consolas" w:hAnsi="Consolas"/>
+          <w:b/>
+          <w:bCs/>
+          <w:lang w:val="en-US"/>
+        </w:rPr>
+      </w:pPr>
+      <w:r>
+        <w:rPr>
+          <w:rFonts w:ascii="Consolas" w:hAnsi="Consolas"/>
+          <w:b/>
+          <w:bCs/>
+          <w:lang w:val="en-US"/>
+        </w:rPr>
+        <w:t>input.csv</w:t>
+      </w:r>
+    </w:p>
+    <w:p>
+      <w:pPr>
+        <w:spacing w:line="240" w:lineRule="auto"/>
+        <w:rPr>
+          <w:rFonts w:ascii="Consolas" w:hAnsi="Consolas"/>
+          <w:b/>
+          <w:bCs/>
+          <w:lang w:val="en-US"/>
+        </w:rPr>
+      </w:pPr>
+      <w:r>
+        <w:rPr>
+          <w:rFonts w:ascii="Consolas" w:hAnsi="Consolas"/>
+          <w:b/>
+          <w:bCs/>
+          <w:lang w:val="en-US"/>
+        </w:rPr>
+        <w:t>input.py</w:t>
+      </w:r>
+    </w:p>
+    <w:p>
+      <w:pPr>
+        <w:spacing w:line="240" w:lineRule="auto"/>
+        <w:rPr>
+          <w:rFonts w:ascii="Consolas" w:hAnsi="Consolas"/>
+          <w:b/>
+          <w:bCs/>
+          <w:lang w:val="en-US"/>
+        </w:rPr>
+      </w:pPr>
+      <w:r>
+        <w:rPr>
+          <w:rFonts w:ascii="Consolas" w:hAnsi="Consolas"/>
+          <w:b/>
+          <w:bCs/>
+          <w:lang w:val="en-US"/>
+        </w:rPr>
+        <w:t>KipCalendar_Implementation_Plan.txt</w:t>
+      </w:r>
+    </w:p>
+    <w:p>
+      <w:pPr>
+        <w:spacing w:line="240" w:lineRule="auto"/>
+        <w:rPr>
+          <w:rFonts w:ascii="Consolas" w:hAnsi="Consolas"/>
+          <w:b/>
+          <w:bCs/>
+          <w:lang w:val="en-US"/>
+        </w:rPr>
+      </w:pPr>
+      <w:r>
+        <w:rPr>
+          <w:rFonts w:ascii="Consolas" w:hAnsi="Consolas"/>
+          <w:b/>
+          <w:bCs/>
+          <w:lang w:val="en-US"/>
+        </w:rPr>
+        <w:t>kipcalendar.db</w:t>
+      </w:r>
+    </w:p>
+    <w:p>
+      <w:pPr>
+        <w:spacing w:line="240" w:lineRule="auto"/>
+        <w:rPr>
+          <w:rFonts w:ascii="Consolas" w:hAnsi="Consolas"/>
+          <w:b/>
+          <w:bCs/>
+          <w:lang w:val="en-US"/>
+        </w:rPr>
+      </w:pPr>
+      <w:r>
+        <w:rPr>
+          <w:rFonts w:ascii="Consolas" w:hAnsi="Consolas"/>
+          <w:b/>
+          <w:bCs/>
+          <w:lang w:val="en-US"/>
+        </w:rPr>
+        <w:t>kipcalendar.db.backup</w:t>
+      </w:r>
+    </w:p>
+    <w:p>
+      <w:pPr>
+        <w:spacing w:line="240" w:lineRule="auto"/>
+        <w:rPr>
+          <w:rFonts w:ascii="Consolas" w:hAnsi="Consolas"/>
+          <w:b/>
+          <w:bCs/>
+          <w:lang w:val="en-US"/>
+        </w:rPr>
+      </w:pPr>
+      <w:r>
+        <w:rPr>
+          <w:rFonts w:ascii="Consolas" w:hAnsi="Consolas"/>
+          <w:b/>
+          <w:bCs/>
+          <w:lang w:val="en-US"/>
+        </w:rPr>
+        <w:t>package-lock.json</w:t>
+      </w:r>
+    </w:p>
+    <w:p>
+      <w:pPr>
+        <w:spacing w:line="240" w:lineRule="auto"/>
+        <w:rPr>
+          <w:rFonts w:ascii="Consolas" w:hAnsi="Consolas"/>
+          <w:b/>
+          <w:bCs/>
+          <w:lang w:val="en-US"/>
+        </w:rPr>
+      </w:pPr>
+      <w:r>
+        <w:rPr>
+          <w:rFonts w:ascii="Consolas" w:hAnsi="Consolas"/>
+          <w:b/>
+          <w:bCs/>
+          <w:lang w:val="en-US"/>
+        </w:rPr>
+        <w:t>package.json</w:t>
+      </w:r>
+    </w:p>
+    <w:p>
+      <w:pPr>
+        <w:spacing w:line="240" w:lineRule="auto"/>
+        <w:rPr>
+          <w:rFonts w:ascii="Consolas" w:hAnsi="Consolas"/>
+          <w:b/>
+          <w:bCs/>
+          <w:lang w:val="en-US"/>
+        </w:rPr>
+      </w:pPr>
+      <w:r>
+        <w:rPr>
+          <w:rFonts w:ascii="Consolas" w:hAnsi="Consolas"/>
+          <w:b/>
+          <w:bCs/>
+          <w:lang w:val="en-US"/>
+        </w:rPr>
+        <w:t>Plan-strategy.txt</w:t>
+      </w:r>
+    </w:p>
+    <w:p>
+      <w:pPr>
+        <w:spacing w:line="240" w:lineRule="auto"/>
+        <w:rPr>
+          <w:rFonts w:ascii="Consolas" w:hAnsi="Consolas"/>
+          <w:b/>
+          <w:bCs/>
+          <w:lang w:val="en-US"/>
+        </w:rPr>
+      </w:pPr>
+      <w:r>
+        <w:rPr>
+          <w:rFonts w:ascii="Consolas" w:hAnsi="Consolas"/>
+          <w:b/>
+          <w:bCs/>
+          <w:lang w:val="en-US"/>
+        </w:rPr>
+        <w:t>strategy.txt</w:t>
       </w:r>
     </w:p>
     <w:sectPr>
